--- a/ΠΛΑΤΦΟΡΜΑ ΦΟΙΤΗΤΙΚΩΝ ΟΜΑΔΩΝ (2).docx
+++ b/ΠΛΑΤΦΟΡΜΑ ΦΟΙΤΗΤΙΚΩΝ ΟΜΑΔΩΝ (2).docx
@@ -1,10 +1,10 @@
 
 <file path=word/document.xml><?xml version="1.0" encoding="utf-8"?>
-<w:document xmlns:wpc="http://schemas.microsoft.com/office/word/2010/wordprocessingCanvas" xmlns:mc="http://schemas.openxmlformats.org/markup-compatibility/2006" xmlns:o="urn:schemas-microsoft-com:office:office" xmlns:r="http://schemas.openxmlformats.org/officeDocument/2006/relationships" xmlns:m="http://schemas.openxmlformats.org/officeDocument/2006/math" xmlns:v="urn:schemas-microsoft-com:vml" xmlns:wp14="http://schemas.microsoft.com/office/word/2010/wordprocessingDrawing" xmlns:wp="http://schemas.openxmlformats.org/drawingml/2006/wordprocessingDrawing" xmlns:w10="urn:schemas-microsoft-com:office:word" xmlns:w="http://schemas.openxmlformats.org/wordprocessingml/2006/main" xmlns:w14="http://schemas.microsoft.com/office/word/2010/wordml" xmlns:w15="http://schemas.microsoft.com/office/word/2012/wordml" xmlns:wpg="http://schemas.microsoft.com/office/word/2010/wordprocessingGroup" xmlns:wpi="http://schemas.microsoft.com/office/word/2010/wordprocessingInk" xmlns:wne="http://schemas.microsoft.com/office/word/2006/wordml" xmlns:wps="http://schemas.microsoft.com/office/word/2010/wordprocessingShape" mc:Ignorable="w14 w15 wp14">
+<w:document xmlns:wpc="http://schemas.microsoft.com/office/word/2010/wordprocessingCanvas" xmlns:cx="http://schemas.microsoft.com/office/drawing/2014/chartex" xmlns:cx1="http://schemas.microsoft.com/office/drawing/2015/9/8/chartex" xmlns:cx2="http://schemas.microsoft.com/office/drawing/2015/10/21/chartex" xmlns:cx3="http://schemas.microsoft.com/office/drawing/2016/5/9/chartex" xmlns:cx4="http://schemas.microsoft.com/office/drawing/2016/5/10/chartex" xmlns:cx5="http://schemas.microsoft.com/office/drawing/2016/5/11/chartex" xmlns:cx6="http://schemas.microsoft.com/office/drawing/2016/5/12/chartex" xmlns:cx7="http://schemas.microsoft.com/office/drawing/2016/5/13/chartex" xmlns:cx8="http://schemas.microsoft.com/office/drawing/2016/5/14/chartex" xmlns:mc="http://schemas.openxmlformats.org/markup-compatibility/2006" xmlns:aink="http://schemas.microsoft.com/office/drawing/2016/ink" xmlns:am3d="http://schemas.microsoft.com/office/drawing/2017/model3d" xmlns:o="urn:schemas-microsoft-com:office:office" xmlns:oel="http://schemas.microsoft.com/office/2019/extlst" xmlns:r="http://schemas.openxmlformats.org/officeDocument/2006/relationships" xmlns:m="http://schemas.openxmlformats.org/officeDocument/2006/math" xmlns:v="urn:schemas-microsoft-com:vml" xmlns:wp14="http://schemas.microsoft.com/office/word/2010/wordprocessingDrawing" xmlns:wp="http://schemas.openxmlformats.org/drawingml/2006/wordprocessingDrawing" xmlns:w10="urn:schemas-microsoft-com:office:word" xmlns:w="http://schemas.openxmlformats.org/wordprocessingml/2006/main" xmlns:w14="http://schemas.microsoft.com/office/word/2010/wordml" xmlns:w15="http://schemas.microsoft.com/office/word/2012/wordml" xmlns:w16cex="http://schemas.microsoft.com/office/word/2018/wordml/cex" xmlns:w16cid="http://schemas.microsoft.com/office/word/2016/wordml/cid" xmlns:w16="http://schemas.microsoft.com/office/word/2018/wordml" xmlns:w16du="http://schemas.microsoft.com/office/word/2023/wordml/word16du" xmlns:w16sdtdh="http://schemas.microsoft.com/office/word/2020/wordml/sdtdatahash" xmlns:w16sdtfl="http://schemas.microsoft.com/office/word/2024/wordml/sdtformatlock" xmlns:w16se="http://schemas.microsoft.com/office/word/2015/wordml/symex" xmlns:wpg="http://schemas.microsoft.com/office/word/2010/wordprocessingGroup" xmlns:wpi="http://schemas.microsoft.com/office/word/2010/wordprocessingInk" xmlns:wne="http://schemas.microsoft.com/office/word/2006/wordml" xmlns:wps="http://schemas.microsoft.com/office/word/2010/wordprocessingShape" mc:Ignorable="w14 w15 w16se w16cid w16 w16cex w16sdtdh w16sdtfl w16du wp14">
   <w:body>
     <w:p>
       <w:pPr>
-        <w:pStyle w:val="a3"/>
+        <w:pStyle w:val="Title"/>
         <w:rPr>
           <w:b/>
           <w:color w:val="2F5496" w:themeColor="accent5" w:themeShade="BF"/>
@@ -2653,7 +2653,7 @@
     </w:p>
     <w:p>
       <w:pPr>
-        <w:pStyle w:val="Web"/>
+        <w:pStyle w:val="NormalWeb"/>
       </w:pPr>
       <w:r>
         <w:t>Εν κατακλείδι, η Πλατφόρμα Φοιτητικών Ομάδων -</w:t>
@@ -3070,7 +3070,7 @@
     </w:p>
     <w:p>
       <w:pPr>
-        <w:pStyle w:val="a4"/>
+        <w:pStyle w:val="ListParagraph"/>
         <w:numPr>
           <w:ilvl w:val="0"/>
           <w:numId w:val="13"/>
@@ -3092,7 +3092,7 @@
     </w:p>
     <w:p>
       <w:pPr>
-        <w:pStyle w:val="a4"/>
+        <w:pStyle w:val="ListParagraph"/>
         <w:numPr>
           <w:ilvl w:val="2"/>
           <w:numId w:val="11"/>
@@ -3132,7 +3132,7 @@
     </w:p>
     <w:p>
       <w:pPr>
-        <w:pStyle w:val="a4"/>
+        <w:pStyle w:val="ListParagraph"/>
         <w:numPr>
           <w:ilvl w:val="2"/>
           <w:numId w:val="11"/>
@@ -3154,7 +3154,7 @@
     </w:p>
     <w:p>
       <w:pPr>
-        <w:pStyle w:val="a4"/>
+        <w:pStyle w:val="ListParagraph"/>
         <w:numPr>
           <w:ilvl w:val="3"/>
           <w:numId w:val="11"/>
@@ -3192,7 +3192,7 @@
     </w:p>
     <w:p>
       <w:pPr>
-        <w:pStyle w:val="a4"/>
+        <w:pStyle w:val="ListParagraph"/>
         <w:numPr>
           <w:ilvl w:val="3"/>
           <w:numId w:val="11"/>
@@ -3247,7 +3247,7 @@
     </w:p>
     <w:p>
       <w:pPr>
-        <w:pStyle w:val="a4"/>
+        <w:pStyle w:val="ListParagraph"/>
         <w:numPr>
           <w:ilvl w:val="3"/>
           <w:numId w:val="11"/>
@@ -3296,7 +3296,7 @@
     </w:p>
     <w:p>
       <w:pPr>
-        <w:pStyle w:val="a4"/>
+        <w:pStyle w:val="ListParagraph"/>
         <w:numPr>
           <w:ilvl w:val="3"/>
           <w:numId w:val="11"/>
@@ -3351,7 +3351,7 @@
     </w:p>
     <w:p>
       <w:pPr>
-        <w:pStyle w:val="a4"/>
+        <w:pStyle w:val="ListParagraph"/>
         <w:numPr>
           <w:ilvl w:val="3"/>
           <w:numId w:val="11"/>
@@ -3381,7 +3381,7 @@
     </w:p>
     <w:p>
       <w:pPr>
-        <w:pStyle w:val="a4"/>
+        <w:pStyle w:val="ListParagraph"/>
         <w:numPr>
           <w:ilvl w:val="3"/>
           <w:numId w:val="11"/>
@@ -3427,7 +3427,7 @@
     </w:p>
     <w:p>
       <w:pPr>
-        <w:pStyle w:val="a4"/>
+        <w:pStyle w:val="ListParagraph"/>
         <w:numPr>
           <w:ilvl w:val="3"/>
           <w:numId w:val="11"/>
@@ -3482,7 +3482,7 @@
     </w:p>
     <w:p>
       <w:pPr>
-        <w:pStyle w:val="a4"/>
+        <w:pStyle w:val="ListParagraph"/>
         <w:numPr>
           <w:ilvl w:val="3"/>
           <w:numId w:val="11"/>
@@ -3537,7 +3537,7 @@
     </w:p>
     <w:p>
       <w:pPr>
-        <w:pStyle w:val="a4"/>
+        <w:pStyle w:val="ListParagraph"/>
         <w:numPr>
           <w:ilvl w:val="3"/>
           <w:numId w:val="11"/>
@@ -3559,7 +3559,7 @@
     </w:p>
     <w:p>
       <w:pPr>
-        <w:pStyle w:val="a4"/>
+        <w:pStyle w:val="ListParagraph"/>
         <w:ind w:left="2880"/>
         <w:rPr>
           <w:b/>
@@ -3587,7 +3587,7 @@
     </w:p>
     <w:p>
       <w:pPr>
-        <w:pStyle w:val="a4"/>
+        <w:pStyle w:val="ListParagraph"/>
         <w:numPr>
           <w:ilvl w:val="4"/>
           <w:numId w:val="11"/>
@@ -3626,7 +3626,7 @@
     </w:p>
     <w:p>
       <w:pPr>
-        <w:pStyle w:val="a4"/>
+        <w:pStyle w:val="ListParagraph"/>
         <w:numPr>
           <w:ilvl w:val="4"/>
           <w:numId w:val="11"/>
@@ -3681,7 +3681,7 @@
     </w:p>
     <w:p>
       <w:pPr>
-        <w:pStyle w:val="a4"/>
+        <w:pStyle w:val="ListParagraph"/>
         <w:numPr>
           <w:ilvl w:val="0"/>
           <w:numId w:val="13"/>
@@ -3703,7 +3703,7 @@
     </w:p>
     <w:p>
       <w:pPr>
-        <w:pStyle w:val="a4"/>
+        <w:pStyle w:val="ListParagraph"/>
         <w:numPr>
           <w:ilvl w:val="0"/>
           <w:numId w:val="14"/>
@@ -3742,7 +3742,7 @@
     </w:p>
     <w:p>
       <w:pPr>
-        <w:pStyle w:val="a4"/>
+        <w:pStyle w:val="ListParagraph"/>
         <w:numPr>
           <w:ilvl w:val="0"/>
           <w:numId w:val="14"/>
@@ -3861,15 +3861,47 @@
           <w:sz w:val="24"/>
           <w:szCs w:val="24"/>
         </w:rPr>
+        <w:t xml:space="preserve">(4) </w:t>
+      </w:r>
+      <w:r>
+        <w:rPr>
+          <w:sz w:val="24"/>
+          <w:szCs w:val="24"/>
+        </w:rPr>
+        <w:t>Ο χρήστης συμπληρώνει την φόρμα αίτησης , στην οποία αναγράφει τις απαραίτητες πληροφορίες που του ζητούνται, και στην συνέχεια την αποστέλλει</w:t>
+      </w:r>
+      <w:r>
+        <w:rPr>
+          <w:sz w:val="24"/>
+          <w:szCs w:val="24"/>
+        </w:rPr>
+        <w:t>.</w:t>
+      </w:r>
+    </w:p>
+    <w:p>
+      <w:pPr>
+        <w:ind w:left="2164"/>
+        <w:rPr>
+          <w:sz w:val="24"/>
+          <w:szCs w:val="24"/>
+        </w:rPr>
+      </w:pPr>
+      <w:r>
+        <w:rPr>
+          <w:b/>
+          <w:bCs/>
+          <w:sz w:val="24"/>
+          <w:szCs w:val="24"/>
+        </w:rPr>
         <w:lastRenderedPageBreak/>
-        <w:t xml:space="preserve">(4) </w:t>
-      </w:r>
-      <w:r>
-        <w:rPr>
-          <w:sz w:val="24"/>
-          <w:szCs w:val="24"/>
-        </w:rPr>
-        <w:t>Ο χρήστης συμπληρώνει την φόρμα αίτησης , στην οποία αναγράφει τις απαραίτητες πληροφορίες που του ζητούνται, και στην συνέχεια την αποστέλλει</w:t>
+        <w:t xml:space="preserve">(5) </w:t>
+      </w:r>
+      <w:r>
+        <w:rPr>
+          <w:sz w:val="24"/>
+          <w:szCs w:val="24"/>
+        </w:rPr>
+        <w:t>Ο διαχειριστής δέχεται ειδοποίηση για την νέα φόρμα αίτησης που έκανε ο χρήστης</w:t>
       </w:r>
       <w:r>
         <w:rPr>
@@ -3894,14 +3926,14 @@
           <w:sz w:val="24"/>
           <w:szCs w:val="24"/>
         </w:rPr>
-        <w:t xml:space="preserve">(5) </w:t>
-      </w:r>
-      <w:r>
-        <w:rPr>
-          <w:sz w:val="24"/>
-          <w:szCs w:val="24"/>
-        </w:rPr>
-        <w:t>Ο διαχειριστής δέχεται ειδοποίηση για την νέα φόρμα αίτησης που έκανε ο χρήστης</w:t>
+        <w:t>(6)</w:t>
+      </w:r>
+      <w:r>
+        <w:rPr>
+          <w:sz w:val="24"/>
+          <w:szCs w:val="24"/>
+        </w:rPr>
+        <w:t xml:space="preserve"> Ο διαχειριστής ελέγχει την φόρμα αίτησης του ενδιαφερόμενου μέλους και την εγκρίνει</w:t>
       </w:r>
       <w:r>
         <w:rPr>
@@ -3926,14 +3958,21 @@
           <w:sz w:val="24"/>
           <w:szCs w:val="24"/>
         </w:rPr>
-        <w:t>(6)</w:t>
-      </w:r>
-      <w:r>
-        <w:rPr>
-          <w:sz w:val="24"/>
-          <w:szCs w:val="24"/>
-        </w:rPr>
-        <w:t xml:space="preserve"> Ο διαχειριστής ελέγχει την φόρμα αίτησης του ενδιαφερόμενου μέλους και την εγκρίνει</w:t>
+        <w:t xml:space="preserve">(7) </w:t>
+      </w:r>
+      <w:r>
+        <w:rPr>
+          <w:sz w:val="24"/>
+          <w:szCs w:val="24"/>
+        </w:rPr>
+        <w:t xml:space="preserve">Ο χρήστης ειδοποιείται  για την αποδοχή του στην ομάδα , και μπορεί πλέον να δει </w:t>
+      </w:r>
+      <w:r>
+        <w:rPr>
+          <w:sz w:val="24"/>
+          <w:szCs w:val="24"/>
+        </w:rPr>
+        <w:t>όλες τις πληροφορίες σχετικά με την ομάδα του</w:t>
       </w:r>
       <w:r>
         <w:rPr>
@@ -3958,21 +3997,14 @@
           <w:sz w:val="24"/>
           <w:szCs w:val="24"/>
         </w:rPr>
-        <w:t xml:space="preserve">(7) </w:t>
-      </w:r>
-      <w:r>
-        <w:rPr>
-          <w:sz w:val="24"/>
-          <w:szCs w:val="24"/>
-        </w:rPr>
-        <w:t xml:space="preserve">Ο χρήστης ειδοποιείται  για την αποδοχή του στην ομάδα , και μπορεί πλέον να δει </w:t>
-      </w:r>
-      <w:r>
-        <w:rPr>
-          <w:sz w:val="24"/>
-          <w:szCs w:val="24"/>
-        </w:rPr>
-        <w:t>όλες τις πληροφορίες σχετικά με την ομάδα του</w:t>
+        <w:t xml:space="preserve">(8) </w:t>
+      </w:r>
+      <w:r>
+        <w:rPr>
+          <w:sz w:val="24"/>
+          <w:szCs w:val="24"/>
+        </w:rPr>
+        <w:t xml:space="preserve">Γίνεται ανανέωση των στοιχείων της ομάδας </w:t>
       </w:r>
       <w:r>
         <w:rPr>
@@ -3986,43 +4018,70 @@
       <w:pPr>
         <w:ind w:left="2164"/>
         <w:rPr>
-          <w:sz w:val="24"/>
-          <w:szCs w:val="24"/>
-        </w:rPr>
-      </w:pPr>
-      <w:r>
-        <w:rPr>
           <w:b/>
           <w:bCs/>
           <w:sz w:val="24"/>
           <w:szCs w:val="24"/>
         </w:rPr>
-        <w:t xml:space="preserve">(8) </w:t>
-      </w:r>
-      <w:r>
-        <w:rPr>
-          <w:sz w:val="24"/>
-          <w:szCs w:val="24"/>
-        </w:rPr>
-        <w:t xml:space="preserve">Γίνεται ανανέωση των στοιχείων της ομάδας </w:t>
-      </w:r>
-      <w:r>
-        <w:rPr>
-          <w:sz w:val="24"/>
-          <w:szCs w:val="24"/>
-        </w:rPr>
-        <w:t>.</w:t>
+      </w:pPr>
+      <w:r>
+        <w:rPr>
+          <w:b/>
+          <w:bCs/>
+          <w:sz w:val="24"/>
+          <w:szCs w:val="24"/>
+        </w:rPr>
+        <w:t>Ενναλακτική Ροή:</w:t>
       </w:r>
     </w:p>
     <w:p>
       <w:pPr>
         <w:ind w:left="2164"/>
         <w:rPr>
+          <w:sz w:val="24"/>
+          <w:szCs w:val="24"/>
+        </w:rPr>
+      </w:pPr>
+      <w:r>
+        <w:rPr>
           <w:b/>
           <w:bCs/>
           <w:sz w:val="24"/>
           <w:szCs w:val="24"/>
         </w:rPr>
+        <w:t>(1)</w:t>
+      </w:r>
+      <w:r>
+        <w:rPr>
+          <w:sz w:val="24"/>
+          <w:szCs w:val="24"/>
+        </w:rPr>
+        <w:t xml:space="preserve"> Η αίτηση συμμετοχής του χρήστη </w:t>
+      </w:r>
+      <w:proofErr w:type="spellStart"/>
+      <w:r>
+        <w:rPr>
+          <w:sz w:val="24"/>
+          <w:szCs w:val="24"/>
+        </w:rPr>
+        <w:t>απορριπτεται</w:t>
+      </w:r>
+      <w:proofErr w:type="spellEnd"/>
+      <w:r>
+        <w:rPr>
+          <w:sz w:val="24"/>
+          <w:szCs w:val="24"/>
+        </w:rPr>
+        <w:t xml:space="preserve"> από τον διαχειριστή της ομάδας.</w:t>
+      </w:r>
+    </w:p>
+    <w:p>
+      <w:pPr>
+        <w:ind w:left="2164"/>
+        <w:rPr>
+          <w:sz w:val="24"/>
+          <w:szCs w:val="24"/>
+        </w:rPr>
       </w:pPr>
       <w:r>
         <w:rPr>
@@ -4031,81 +4090,815 @@
           <w:sz w:val="24"/>
           <w:szCs w:val="24"/>
         </w:rPr>
-        <w:t>Ενναλακτική Ροή:</w:t>
-      </w:r>
-    </w:p>
-    <w:p>
-      <w:pPr>
-        <w:ind w:left="2164"/>
-        <w:rPr>
-          <w:sz w:val="24"/>
-          <w:szCs w:val="24"/>
-        </w:rPr>
-      </w:pPr>
-      <w:r>
-        <w:rPr>
+        <w:t xml:space="preserve">(2) </w:t>
+      </w:r>
+      <w:r>
+        <w:rPr>
+          <w:sz w:val="24"/>
+          <w:szCs w:val="24"/>
+        </w:rPr>
+        <w:t>Ο χρήστης ειδοποιείται από τον διαχειριστή για την απόρριψη της αίτησης του.</w:t>
+      </w:r>
+    </w:p>
+    <w:p>
+      <w:pPr>
+        <w:spacing w:after="0" w:line="240" w:lineRule="auto"/>
+        <w:rPr>
+          <w:rFonts w:ascii="Times New Roman" w:eastAsia="Times New Roman" w:hAnsi="Times New Roman" w:cs="Times New Roman"/>
           <w:b/>
           <w:bCs/>
-          <w:sz w:val="24"/>
-          <w:szCs w:val="24"/>
-        </w:rPr>
-        <w:t>(1)</w:t>
-      </w:r>
-      <w:r>
-        <w:rPr>
-          <w:sz w:val="24"/>
-          <w:szCs w:val="24"/>
-        </w:rPr>
-        <w:t xml:space="preserve"> Η αίτηση συμμετοχής του χρήστη </w:t>
-      </w:r>
-      <w:proofErr w:type="spellStart"/>
-      <w:r>
-        <w:rPr>
-          <w:sz w:val="24"/>
-          <w:szCs w:val="24"/>
-        </w:rPr>
-        <w:t>απορριπτεται</w:t>
-      </w:r>
-      <w:proofErr w:type="spellEnd"/>
-      <w:r>
-        <w:rPr>
-          <w:sz w:val="24"/>
-          <w:szCs w:val="24"/>
-        </w:rPr>
-        <w:t xml:space="preserve"> από τον διαχειριστή της ομάδας.</w:t>
-      </w:r>
-    </w:p>
-    <w:p>
-      <w:pPr>
-        <w:ind w:left="2164"/>
-        <w:rPr>
-          <w:sz w:val="24"/>
-          <w:szCs w:val="24"/>
-        </w:rPr>
-      </w:pPr>
-      <w:r>
-        <w:rPr>
+          <w:color w:val="000000"/>
+          <w:sz w:val="24"/>
+          <w:szCs w:val="24"/>
+          <w:u w:val="single"/>
+          <w:lang w:val="en-GR" w:eastAsia="en-GB"/>
+        </w:rPr>
+      </w:pPr>
+      <w:r>
+        <w:rPr>
+          <w:rFonts w:ascii="Arial" w:eastAsia="Times New Roman" w:hAnsi="Arial" w:cs="Arial"/>
           <w:b/>
           <w:bCs/>
-          <w:sz w:val="24"/>
-          <w:szCs w:val="24"/>
-        </w:rPr>
-        <w:t xml:space="preserve">(2) </w:t>
-      </w:r>
-      <w:r>
-        <w:rPr>
-          <w:sz w:val="24"/>
-          <w:szCs w:val="24"/>
-        </w:rPr>
-        <w:t>Ο χρήστης ειδοποιείται από τον διαχειριστή για την απόρριψη της αίτησης του.</w:t>
-      </w:r>
-    </w:p>
-    <w:p>
-      <w:pPr>
-        <w:ind w:left="2164"/>
-        <w:rPr>
-          <w:sz w:val="24"/>
-          <w:szCs w:val="24"/>
+          <w:color w:val="000000"/>
+          <w:sz w:val="24"/>
+          <w:szCs w:val="24"/>
+          <w:u w:val="single"/>
+          <w:lang w:val="en-GR" w:eastAsia="en-GB"/>
+        </w:rPr>
+        <w:t>Aνακοινώσεις Ομάδων</w:t>
+      </w:r>
+    </w:p>
+    <w:p>
+      <w:pPr>
+        <w:spacing w:after="0" w:line="240" w:lineRule="auto"/>
+        <w:ind w:left="142"/>
+        <w:rPr>
+          <w:rFonts w:ascii="Times New Roman" w:eastAsia="Times New Roman" w:hAnsi="Times New Roman" w:cs="Times New Roman"/>
+          <w:color w:val="000000"/>
+          <w:sz w:val="24"/>
+          <w:szCs w:val="24"/>
+          <w:lang w:val="en-GR" w:eastAsia="en-GB"/>
+        </w:rPr>
+      </w:pPr>
+      <w:r>
+        <w:rPr>
+          <w:rFonts w:ascii="Arial" w:eastAsia="Times New Roman" w:hAnsi="Arial" w:cs="Arial"/>
+          <w:color w:val="000000"/>
+          <w:sz w:val="24"/>
+          <w:szCs w:val="24"/>
+          <w:lang w:val="en-GR" w:eastAsia="en-GB"/>
+        </w:rPr>
+        <w:t>→Αctors: Διαχειριστής , Χρήστης</w:t>
+      </w:r>
+    </w:p>
+    <w:p>
+      <w:pPr>
+        <w:spacing w:after="0" w:line="240" w:lineRule="auto"/>
+        <w:ind w:left="142"/>
+        <w:rPr>
+          <w:rFonts w:ascii="Arial" w:eastAsia="Times New Roman" w:hAnsi="Arial" w:cs="Arial"/>
+          <w:color w:val="000000"/>
+          <w:sz w:val="24"/>
+          <w:szCs w:val="24"/>
+          <w:lang w:val="en-GR" w:eastAsia="en-GB"/>
+        </w:rPr>
+      </w:pPr>
+      <w:r>
+        <w:rPr>
+          <w:rFonts w:ascii="Arial" w:eastAsia="Times New Roman" w:hAnsi="Arial" w:cs="Arial"/>
+          <w:color w:val="000000"/>
+          <w:sz w:val="24"/>
+          <w:szCs w:val="24"/>
+          <w:lang w:val="en-GR" w:eastAsia="en-GB"/>
+        </w:rPr>
+        <w:t xml:space="preserve">→Βήματα: </w:t>
+      </w:r>
+    </w:p>
+    <w:p>
+      <w:pPr>
+        <w:pStyle w:val="ListParagraph"/>
+        <w:numPr>
+          <w:ilvl w:val="5"/>
+          <w:numId w:val="11"/>
+        </w:numPr>
+        <w:spacing w:after="0" w:line="240" w:lineRule="auto"/>
+        <w:ind w:left="993"/>
+        <w:rPr>
+          <w:rFonts w:ascii="Times New Roman" w:eastAsia="Times New Roman" w:hAnsi="Times New Roman" w:cs="Times New Roman"/>
+          <w:color w:val="000000"/>
+          <w:sz w:val="24"/>
+          <w:szCs w:val="24"/>
+          <w:lang w:val="en-GR" w:eastAsia="en-GB"/>
+        </w:rPr>
+      </w:pPr>
+      <w:r>
+        <w:rPr>
+          <w:rFonts w:ascii="Arial" w:eastAsia="Times New Roman" w:hAnsi="Arial" w:cs="Arial"/>
+          <w:color w:val="000000"/>
+          <w:sz w:val="24"/>
+          <w:szCs w:val="24"/>
+          <w:lang w:val="en-GR" w:eastAsia="en-GB"/>
+        </w:rPr>
+        <w:t>Διαχειριστής / Χρήστης επιλέγει το κουμπί “Δημιουργιά Ανακοινώσεων “.</w:t>
+      </w:r>
+    </w:p>
+    <w:p>
+      <w:pPr>
+        <w:pStyle w:val="ListParagraph"/>
+        <w:numPr>
+          <w:ilvl w:val="5"/>
+          <w:numId w:val="11"/>
+        </w:numPr>
+        <w:spacing w:after="0" w:line="240" w:lineRule="auto"/>
+        <w:ind w:left="993"/>
+        <w:rPr>
+          <w:rFonts w:ascii="Times New Roman" w:eastAsia="Times New Roman" w:hAnsi="Times New Roman" w:cs="Times New Roman"/>
+          <w:color w:val="000000"/>
+          <w:sz w:val="24"/>
+          <w:szCs w:val="24"/>
+          <w:lang w:val="en-GR" w:eastAsia="en-GB"/>
+        </w:rPr>
+      </w:pPr>
+      <w:r>
+        <w:rPr>
+          <w:rFonts w:ascii="Arial" w:eastAsia="Times New Roman" w:hAnsi="Arial" w:cs="Arial"/>
+          <w:color w:val="000000"/>
+          <w:sz w:val="24"/>
+          <w:szCs w:val="24"/>
+          <w:lang w:val="en-GR" w:eastAsia="en-GB"/>
+        </w:rPr>
+        <w:t>Αυτόματη επιλόγη ιδιώτικής ανακοίνωσης (χωρίς ταυτοποιήση / γενική περίπτωση).</w:t>
+      </w:r>
+    </w:p>
+    <w:p>
+      <w:pPr>
+        <w:pStyle w:val="ListParagraph"/>
+        <w:numPr>
+          <w:ilvl w:val="5"/>
+          <w:numId w:val="11"/>
+        </w:numPr>
+        <w:spacing w:after="0" w:line="240" w:lineRule="auto"/>
+        <w:ind w:left="993"/>
+        <w:rPr>
+          <w:rFonts w:ascii="Times New Roman" w:eastAsia="Times New Roman" w:hAnsi="Times New Roman" w:cs="Times New Roman"/>
+          <w:color w:val="000000"/>
+          <w:sz w:val="24"/>
+          <w:szCs w:val="24"/>
+          <w:lang w:val="en-GR" w:eastAsia="en-GB"/>
+        </w:rPr>
+      </w:pPr>
+      <w:r>
+        <w:rPr>
+          <w:rFonts w:ascii="Arial" w:eastAsia="Times New Roman" w:hAnsi="Arial" w:cs="Arial"/>
+          <w:color w:val="000000"/>
+          <w:sz w:val="24"/>
+          <w:szCs w:val="24"/>
+          <w:lang w:val="en-GR" w:eastAsia="en-GB"/>
+        </w:rPr>
+        <w:t>Σύνταξη της ανακοίνωσης .</w:t>
+      </w:r>
+    </w:p>
+    <w:p>
+      <w:pPr>
+        <w:pStyle w:val="ListParagraph"/>
+        <w:numPr>
+          <w:ilvl w:val="5"/>
+          <w:numId w:val="11"/>
+        </w:numPr>
+        <w:spacing w:after="0" w:line="240" w:lineRule="auto"/>
+        <w:ind w:left="993"/>
+        <w:rPr>
+          <w:rFonts w:ascii="Times New Roman" w:eastAsia="Times New Roman" w:hAnsi="Times New Roman" w:cs="Times New Roman"/>
+          <w:color w:val="000000"/>
+          <w:sz w:val="24"/>
+          <w:szCs w:val="24"/>
+          <w:lang w:val="en-GR" w:eastAsia="en-GB"/>
+        </w:rPr>
+      </w:pPr>
+      <w:r>
+        <w:rPr>
+          <w:rFonts w:ascii="Arial" w:eastAsia="Times New Roman" w:hAnsi="Arial" w:cs="Arial"/>
+          <w:color w:val="000000"/>
+          <w:sz w:val="24"/>
+          <w:szCs w:val="24"/>
+          <w:lang w:val="en-GR" w:eastAsia="en-GB"/>
+        </w:rPr>
+        <w:t>Δημοσιοποίηση Ανακοίνωσης .</w:t>
+      </w:r>
+    </w:p>
+    <w:p>
+      <w:pPr>
+        <w:pStyle w:val="ListParagraph"/>
+        <w:numPr>
+          <w:ilvl w:val="5"/>
+          <w:numId w:val="11"/>
+        </w:numPr>
+        <w:spacing w:after="0" w:line="240" w:lineRule="auto"/>
+        <w:ind w:left="993"/>
+        <w:rPr>
+          <w:rFonts w:ascii="Times New Roman" w:eastAsia="Times New Roman" w:hAnsi="Times New Roman" w:cs="Times New Roman"/>
+          <w:color w:val="000000"/>
+          <w:sz w:val="24"/>
+          <w:szCs w:val="24"/>
+          <w:lang w:val="en-GR" w:eastAsia="en-GB"/>
+        </w:rPr>
+      </w:pPr>
+      <w:r>
+        <w:rPr>
+          <w:rFonts w:ascii="Arial" w:eastAsia="Times New Roman" w:hAnsi="Arial" w:cs="Arial"/>
+          <w:color w:val="000000"/>
+          <w:sz w:val="24"/>
+          <w:szCs w:val="24"/>
+          <w:lang w:val="en-GR" w:eastAsia="en-GB"/>
+        </w:rPr>
+        <w:t>Ειδοποίηση μελών ομάδας.</w:t>
+      </w:r>
+    </w:p>
+    <w:p>
+      <w:pPr>
+        <w:spacing w:after="0" w:line="240" w:lineRule="auto"/>
+        <w:rPr>
+          <w:rFonts w:ascii="Arial" w:eastAsia="Times New Roman" w:hAnsi="Arial" w:cs="Arial"/>
+          <w:color w:val="000000"/>
+          <w:sz w:val="24"/>
+          <w:szCs w:val="24"/>
+          <w:lang w:val="en-GR" w:eastAsia="en-GB"/>
+        </w:rPr>
+      </w:pPr>
+      <w:r>
+        <w:rPr>
+          <w:rFonts w:ascii="Arial" w:eastAsia="Times New Roman" w:hAnsi="Arial" w:cs="Arial"/>
+          <w:color w:val="000000"/>
+          <w:sz w:val="24"/>
+          <w:szCs w:val="24"/>
+          <w:u w:val="single"/>
+          <w:lang w:val="en-GR" w:eastAsia="en-GB"/>
+        </w:rPr>
+        <w:t>Εναλλακτική Ροή</w:t>
+      </w:r>
+      <w:r>
+        <w:rPr>
+          <w:rFonts w:ascii="Arial" w:eastAsia="Times New Roman" w:hAnsi="Arial" w:cs="Arial"/>
+          <w:color w:val="000000"/>
+          <w:sz w:val="24"/>
+          <w:szCs w:val="24"/>
+          <w:lang w:val="en-GR" w:eastAsia="en-GB"/>
+        </w:rPr>
+        <w:t xml:space="preserve"> : </w:t>
+      </w:r>
+    </w:p>
+    <w:p>
+      <w:pPr>
+        <w:pStyle w:val="ListParagraph"/>
+        <w:numPr>
+          <w:ilvl w:val="2"/>
+          <w:numId w:val="36"/>
+        </w:numPr>
+        <w:spacing w:after="0" w:line="240" w:lineRule="auto"/>
+        <w:ind w:left="993"/>
+        <w:rPr>
+          <w:rFonts w:ascii="Arial" w:eastAsia="Times New Roman" w:hAnsi="Arial" w:cs="Arial"/>
+          <w:color w:val="000000"/>
+          <w:sz w:val="24"/>
+          <w:szCs w:val="24"/>
+          <w:lang w:val="en-GR" w:eastAsia="en-GB"/>
+        </w:rPr>
+      </w:pPr>
+      <w:r>
+        <w:rPr>
+          <w:rFonts w:ascii="Arial" w:eastAsia="Times New Roman" w:hAnsi="Arial" w:cs="Arial"/>
+          <w:color w:val="000000"/>
+          <w:sz w:val="24"/>
+          <w:szCs w:val="24"/>
+          <w:lang w:val="en-GR" w:eastAsia="en-GB"/>
+        </w:rPr>
+        <w:t>Συντάκτης της ανακοίνωσης είναι ο διαχειριστής .</w:t>
+      </w:r>
+    </w:p>
+    <w:p>
+      <w:pPr>
+        <w:pStyle w:val="ListParagraph"/>
+        <w:numPr>
+          <w:ilvl w:val="2"/>
+          <w:numId w:val="36"/>
+        </w:numPr>
+        <w:spacing w:after="0" w:line="240" w:lineRule="auto"/>
+        <w:ind w:left="993"/>
+        <w:rPr>
+          <w:rFonts w:ascii="Arial" w:eastAsia="Times New Roman" w:hAnsi="Arial" w:cs="Arial"/>
+          <w:color w:val="000000"/>
+          <w:sz w:val="24"/>
+          <w:szCs w:val="24"/>
+          <w:lang w:val="en-GR" w:eastAsia="en-GB"/>
+        </w:rPr>
+      </w:pPr>
+      <w:r>
+        <w:rPr>
+          <w:rFonts w:ascii="Arial" w:eastAsia="Times New Roman" w:hAnsi="Arial" w:cs="Arial"/>
+          <w:color w:val="000000"/>
+          <w:sz w:val="24"/>
+          <w:szCs w:val="24"/>
+          <w:lang w:val="en-GR" w:eastAsia="en-GB"/>
+        </w:rPr>
+        <w:t xml:space="preserve">Επιλογή δημόσιας ανακοινώσης </w:t>
+      </w:r>
+    </w:p>
+    <w:p>
+      <w:pPr>
+        <w:pStyle w:val="ListParagraph"/>
+        <w:numPr>
+          <w:ilvl w:val="2"/>
+          <w:numId w:val="36"/>
+        </w:numPr>
+        <w:spacing w:after="0" w:line="240" w:lineRule="auto"/>
+        <w:ind w:left="993"/>
+        <w:rPr>
+          <w:rFonts w:ascii="Arial" w:eastAsia="Times New Roman" w:hAnsi="Arial" w:cs="Arial"/>
+          <w:color w:val="000000"/>
+          <w:sz w:val="24"/>
+          <w:szCs w:val="24"/>
+          <w:lang w:val="en-GR" w:eastAsia="en-GB"/>
+        </w:rPr>
+      </w:pPr>
+      <w:r>
+        <w:rPr>
+          <w:rFonts w:ascii="Arial" w:eastAsia="Times New Roman" w:hAnsi="Arial" w:cs="Arial"/>
+          <w:color w:val="000000"/>
+          <w:sz w:val="24"/>
+          <w:szCs w:val="24"/>
+          <w:lang w:val="en-GR" w:eastAsia="en-GB"/>
+        </w:rPr>
+        <w:t>Συνταξη ανακοινώσης .</w:t>
+      </w:r>
+    </w:p>
+    <w:p>
+      <w:pPr>
+        <w:pStyle w:val="ListParagraph"/>
+        <w:numPr>
+          <w:ilvl w:val="2"/>
+          <w:numId w:val="36"/>
+        </w:numPr>
+        <w:spacing w:after="0" w:line="240" w:lineRule="auto"/>
+        <w:ind w:left="993"/>
+        <w:rPr>
+          <w:rFonts w:ascii="Arial" w:eastAsia="Times New Roman" w:hAnsi="Arial" w:cs="Arial"/>
+          <w:color w:val="000000"/>
+          <w:sz w:val="24"/>
+          <w:szCs w:val="24"/>
+          <w:lang w:val="en-GR" w:eastAsia="en-GB"/>
+        </w:rPr>
+      </w:pPr>
+      <w:r>
+        <w:rPr>
+          <w:rFonts w:ascii="Arial" w:eastAsia="Times New Roman" w:hAnsi="Arial" w:cs="Arial"/>
+          <w:color w:val="000000"/>
+          <w:sz w:val="24"/>
+          <w:szCs w:val="24"/>
+          <w:lang w:val="en-GR" w:eastAsia="en-GB"/>
+        </w:rPr>
+        <w:t>Δημοσιοποίηση ανακοινώσεων .</w:t>
+      </w:r>
+    </w:p>
+    <w:p>
+      <w:pPr>
+        <w:pStyle w:val="ListParagraph"/>
+        <w:numPr>
+          <w:ilvl w:val="2"/>
+          <w:numId w:val="36"/>
+        </w:numPr>
+        <w:spacing w:after="0" w:line="240" w:lineRule="auto"/>
+        <w:ind w:left="993"/>
+        <w:rPr>
+          <w:rFonts w:ascii="Arial" w:eastAsia="Times New Roman" w:hAnsi="Arial" w:cs="Arial"/>
+          <w:color w:val="000000"/>
+          <w:sz w:val="24"/>
+          <w:szCs w:val="24"/>
+          <w:lang w:val="en-GR" w:eastAsia="en-GB"/>
+        </w:rPr>
+      </w:pPr>
+      <w:r>
+        <w:rPr>
+          <w:rFonts w:ascii="Arial" w:eastAsia="Times New Roman" w:hAnsi="Arial" w:cs="Arial"/>
+          <w:color w:val="000000"/>
+          <w:sz w:val="24"/>
+          <w:szCs w:val="24"/>
+          <w:lang w:val="en-GR" w:eastAsia="en-GB"/>
+        </w:rPr>
+        <w:t>Εμφανιση ανακοινώσεων στο τοίχο της εφαρμογής .</w:t>
+      </w:r>
+    </w:p>
+    <w:p>
+      <w:pPr>
+        <w:spacing w:after="0" w:line="240" w:lineRule="auto"/>
+        <w:ind w:left="142"/>
+        <w:rPr>
+          <w:rFonts w:ascii="Times New Roman" w:eastAsia="Times New Roman" w:hAnsi="Times New Roman" w:cs="Times New Roman"/>
+          <w:color w:val="000000"/>
+          <w:sz w:val="24"/>
+          <w:szCs w:val="24"/>
+          <w:lang w:val="en-GR" w:eastAsia="en-GB"/>
+        </w:rPr>
+      </w:pPr>
+      <w:r>
+        <w:rPr>
+          <w:rFonts w:ascii="Arial" w:eastAsia="Times New Roman" w:hAnsi="Arial" w:cs="Arial"/>
+          <w:color w:val="000000"/>
+          <w:sz w:val="24"/>
+          <w:szCs w:val="24"/>
+          <w:lang w:val="en-GR" w:eastAsia="en-GB"/>
+        </w:rPr>
+        <w:t> </w:t>
+      </w:r>
+    </w:p>
+    <w:p>
+      <w:pPr>
+        <w:spacing w:after="0" w:line="240" w:lineRule="auto"/>
+        <w:ind w:left="142"/>
+        <w:rPr>
+          <w:rFonts w:ascii="Times New Roman" w:eastAsia="Times New Roman" w:hAnsi="Times New Roman" w:cs="Times New Roman"/>
+          <w:b/>
+          <w:bCs/>
+          <w:color w:val="000000"/>
+          <w:sz w:val="24"/>
+          <w:szCs w:val="24"/>
+          <w:u w:val="single"/>
+          <w:lang w:val="en-GR" w:eastAsia="en-GB"/>
+        </w:rPr>
+      </w:pPr>
+      <w:r>
+        <w:rPr>
+          <w:rFonts w:ascii="Arial" w:eastAsia="Times New Roman" w:hAnsi="Arial" w:cs="Arial"/>
+          <w:b/>
+          <w:bCs/>
+          <w:color w:val="000000"/>
+          <w:sz w:val="24"/>
+          <w:szCs w:val="24"/>
+          <w:u w:val="single"/>
+          <w:lang w:val="en-GR" w:eastAsia="en-GB"/>
+        </w:rPr>
+        <w:t>Συμμετοχή σε Ομαδές</w:t>
+      </w:r>
+    </w:p>
+    <w:p>
+      <w:pPr>
+        <w:spacing w:after="0" w:line="240" w:lineRule="auto"/>
+        <w:ind w:left="142"/>
+        <w:rPr>
+          <w:rFonts w:ascii="Times New Roman" w:eastAsia="Times New Roman" w:hAnsi="Times New Roman" w:cs="Times New Roman"/>
+          <w:color w:val="000000"/>
+          <w:sz w:val="24"/>
+          <w:szCs w:val="24"/>
+          <w:lang w:val="en-GR" w:eastAsia="en-GB"/>
+        </w:rPr>
+      </w:pPr>
+      <w:r>
+        <w:rPr>
+          <w:rFonts w:ascii="Arial" w:eastAsia="Times New Roman" w:hAnsi="Arial" w:cs="Arial"/>
+          <w:color w:val="000000"/>
+          <w:sz w:val="24"/>
+          <w:szCs w:val="24"/>
+          <w:lang w:val="en-GR" w:eastAsia="en-GB"/>
+        </w:rPr>
+        <w:t>→Αctors: Διαχειριστής , Χρήστης</w:t>
+      </w:r>
+    </w:p>
+    <w:p>
+      <w:pPr>
+        <w:spacing w:after="0" w:line="240" w:lineRule="auto"/>
+        <w:ind w:left="142"/>
+        <w:rPr>
+          <w:rFonts w:ascii="Arial" w:eastAsia="Times New Roman" w:hAnsi="Arial" w:cs="Arial"/>
+          <w:color w:val="000000"/>
+          <w:sz w:val="24"/>
+          <w:szCs w:val="24"/>
+          <w:lang w:eastAsia="en-GB"/>
+        </w:rPr>
+      </w:pPr>
+      <w:r>
+        <w:rPr>
+          <w:rFonts w:ascii="Arial" w:eastAsia="Times New Roman" w:hAnsi="Arial" w:cs="Arial"/>
+          <w:color w:val="000000"/>
+          <w:sz w:val="24"/>
+          <w:szCs w:val="24"/>
+          <w:lang w:val="en-GR" w:eastAsia="en-GB"/>
+        </w:rPr>
+        <w:t>→Βήματα:</w:t>
+      </w:r>
+    </w:p>
+    <w:p>
+      <w:pPr>
+        <w:pStyle w:val="ListParagraph"/>
+        <w:numPr>
+          <w:ilvl w:val="1"/>
+          <w:numId w:val="37"/>
+        </w:numPr>
+        <w:spacing w:after="0" w:line="240" w:lineRule="auto"/>
+        <w:rPr>
+          <w:rFonts w:ascii="Times New Roman" w:eastAsia="Times New Roman" w:hAnsi="Times New Roman" w:cs="Times New Roman"/>
+          <w:color w:val="000000"/>
+          <w:sz w:val="24"/>
+          <w:szCs w:val="24"/>
+          <w:lang w:val="en-GR" w:eastAsia="en-GB"/>
+        </w:rPr>
+      </w:pPr>
+      <w:r>
+        <w:rPr>
+          <w:rFonts w:ascii="Arial" w:eastAsia="Times New Roman" w:hAnsi="Arial" w:cs="Arial"/>
+          <w:color w:val="000000"/>
+          <w:sz w:val="24"/>
+          <w:szCs w:val="24"/>
+          <w:lang w:val="en-GR" w:eastAsia="en-GB"/>
+        </w:rPr>
+        <w:t>Διαχειριστής / Χρήστης επιλέγει το κουμπί “Συμμετοχή σε εκδηλώσεις  “.</w:t>
+      </w:r>
+    </w:p>
+    <w:p>
+      <w:pPr>
+        <w:pStyle w:val="ListParagraph"/>
+        <w:numPr>
+          <w:ilvl w:val="1"/>
+          <w:numId w:val="37"/>
+        </w:numPr>
+        <w:spacing w:after="0" w:line="240" w:lineRule="auto"/>
+        <w:rPr>
+          <w:rFonts w:ascii="Times New Roman" w:eastAsia="Times New Roman" w:hAnsi="Times New Roman" w:cs="Times New Roman"/>
+          <w:color w:val="000000"/>
+          <w:sz w:val="24"/>
+          <w:szCs w:val="24"/>
+          <w:lang w:val="en-GR" w:eastAsia="en-GB"/>
+        </w:rPr>
+      </w:pPr>
+      <w:r>
+        <w:rPr>
+          <w:rFonts w:ascii="Arial" w:eastAsia="Times New Roman" w:hAnsi="Arial" w:cs="Arial"/>
+          <w:color w:val="000000"/>
+          <w:sz w:val="24"/>
+          <w:szCs w:val="24"/>
+          <w:lang w:val="en-GR" w:eastAsia="en-GB"/>
+        </w:rPr>
+        <w:t>Προβολή διαθέσιμων εκδηλώσεων.</w:t>
+      </w:r>
+    </w:p>
+    <w:p>
+      <w:pPr>
+        <w:pStyle w:val="ListParagraph"/>
+        <w:numPr>
+          <w:ilvl w:val="1"/>
+          <w:numId w:val="37"/>
+        </w:numPr>
+        <w:spacing w:after="0" w:line="240" w:lineRule="auto"/>
+        <w:rPr>
+          <w:rFonts w:ascii="Times New Roman" w:eastAsia="Times New Roman" w:hAnsi="Times New Roman" w:cs="Times New Roman"/>
+          <w:color w:val="000000"/>
+          <w:sz w:val="24"/>
+          <w:szCs w:val="24"/>
+          <w:lang w:val="en-GR" w:eastAsia="en-GB"/>
+        </w:rPr>
+      </w:pPr>
+      <w:r>
+        <w:rPr>
+          <w:rFonts w:ascii="Arial" w:eastAsia="Times New Roman" w:hAnsi="Arial" w:cs="Arial"/>
+          <w:color w:val="000000"/>
+          <w:sz w:val="24"/>
+          <w:szCs w:val="24"/>
+          <w:lang w:val="en-GR" w:eastAsia="en-GB"/>
+        </w:rPr>
+        <w:t>Προβολή λεπτομερειών εκδήλωσης.</w:t>
+      </w:r>
+    </w:p>
+    <w:p>
+      <w:pPr>
+        <w:pStyle w:val="ListParagraph"/>
+        <w:numPr>
+          <w:ilvl w:val="1"/>
+          <w:numId w:val="37"/>
+        </w:numPr>
+        <w:spacing w:after="0" w:line="240" w:lineRule="auto"/>
+        <w:rPr>
+          <w:rFonts w:ascii="Times New Roman" w:eastAsia="Times New Roman" w:hAnsi="Times New Roman" w:cs="Times New Roman"/>
+          <w:color w:val="000000"/>
+          <w:sz w:val="24"/>
+          <w:szCs w:val="24"/>
+          <w:lang w:val="en-GR" w:eastAsia="en-GB"/>
+        </w:rPr>
+      </w:pPr>
+      <w:r>
+        <w:rPr>
+          <w:rFonts w:ascii="Arial" w:eastAsia="Times New Roman" w:hAnsi="Arial" w:cs="Arial"/>
+          <w:color w:val="000000"/>
+          <w:sz w:val="24"/>
+          <w:szCs w:val="24"/>
+          <w:lang w:val="en-GR" w:eastAsia="en-GB"/>
+        </w:rPr>
+        <w:t>Δήλωση συμμετοχής σε εκδήλωση.</w:t>
+      </w:r>
+    </w:p>
+    <w:p>
+      <w:pPr>
+        <w:pStyle w:val="ListParagraph"/>
+        <w:numPr>
+          <w:ilvl w:val="1"/>
+          <w:numId w:val="37"/>
+        </w:numPr>
+        <w:spacing w:after="0" w:line="240" w:lineRule="auto"/>
+        <w:rPr>
+          <w:rFonts w:ascii="Times New Roman" w:eastAsia="Times New Roman" w:hAnsi="Times New Roman" w:cs="Times New Roman"/>
+          <w:color w:val="000000"/>
+          <w:sz w:val="24"/>
+          <w:szCs w:val="24"/>
+          <w:lang w:val="en-GR" w:eastAsia="en-GB"/>
+        </w:rPr>
+      </w:pPr>
+      <w:r>
+        <w:rPr>
+          <w:rFonts w:ascii="Arial" w:eastAsia="Times New Roman" w:hAnsi="Arial" w:cs="Arial"/>
+          <w:color w:val="000000"/>
+          <w:sz w:val="24"/>
+          <w:szCs w:val="24"/>
+          <w:lang w:val="en-GR" w:eastAsia="en-GB"/>
+        </w:rPr>
+        <w:t>Αποστολή e-mail συμμετοχής στον χρήστη.</w:t>
+      </w:r>
+    </w:p>
+    <w:p>
+      <w:pPr>
+        <w:pStyle w:val="ListParagraph"/>
+        <w:numPr>
+          <w:ilvl w:val="1"/>
+          <w:numId w:val="37"/>
+        </w:numPr>
+        <w:spacing w:after="0" w:line="240" w:lineRule="auto"/>
+        <w:rPr>
+          <w:rFonts w:ascii="Times New Roman" w:eastAsia="Times New Roman" w:hAnsi="Times New Roman" w:cs="Times New Roman"/>
+          <w:color w:val="000000"/>
+          <w:sz w:val="24"/>
+          <w:szCs w:val="24"/>
+          <w:lang w:val="en-GR" w:eastAsia="en-GB"/>
+        </w:rPr>
+      </w:pPr>
+      <w:r>
+        <w:rPr>
+          <w:rFonts w:ascii="Arial" w:eastAsia="Times New Roman" w:hAnsi="Arial" w:cs="Arial"/>
+          <w:color w:val="000000"/>
+          <w:sz w:val="24"/>
+          <w:szCs w:val="24"/>
+          <w:lang w:val="en-GR" w:eastAsia="en-GB"/>
+        </w:rPr>
+        <w:t>Προβολή διαθέσιμων θέσεων για την εκδήλωση.</w:t>
+      </w:r>
+    </w:p>
+    <w:p>
+      <w:pPr>
+        <w:pStyle w:val="ListParagraph"/>
+        <w:numPr>
+          <w:ilvl w:val="1"/>
+          <w:numId w:val="37"/>
+        </w:numPr>
+        <w:spacing w:after="0" w:line="240" w:lineRule="auto"/>
+        <w:rPr>
+          <w:rFonts w:ascii="Times New Roman" w:eastAsia="Times New Roman" w:hAnsi="Times New Roman" w:cs="Times New Roman"/>
+          <w:color w:val="000000"/>
+          <w:sz w:val="24"/>
+          <w:szCs w:val="24"/>
+          <w:lang w:val="en-GR" w:eastAsia="en-GB"/>
+        </w:rPr>
+      </w:pPr>
+      <w:r>
+        <w:rPr>
+          <w:rFonts w:ascii="Arial" w:eastAsia="Times New Roman" w:hAnsi="Arial" w:cs="Arial"/>
+          <w:color w:val="000000"/>
+          <w:sz w:val="24"/>
+          <w:szCs w:val="24"/>
+          <w:lang w:val="en-GR" w:eastAsia="en-GB"/>
+        </w:rPr>
+        <w:t>Λήψη επιβεβαίωσης συμμετοχής.</w:t>
+      </w:r>
+    </w:p>
+    <w:p>
+      <w:pPr>
+        <w:pStyle w:val="ListParagraph"/>
+        <w:numPr>
+          <w:ilvl w:val="1"/>
+          <w:numId w:val="37"/>
+        </w:numPr>
+        <w:spacing w:after="0" w:line="240" w:lineRule="auto"/>
+        <w:rPr>
+          <w:rFonts w:ascii="Times New Roman" w:eastAsia="Times New Roman" w:hAnsi="Times New Roman" w:cs="Times New Roman"/>
+          <w:color w:val="000000"/>
+          <w:sz w:val="24"/>
+          <w:szCs w:val="24"/>
+          <w:lang w:val="en-GR" w:eastAsia="en-GB"/>
+        </w:rPr>
+      </w:pPr>
+      <w:r>
+        <w:rPr>
+          <w:rFonts w:ascii="Arial" w:eastAsia="Times New Roman" w:hAnsi="Arial" w:cs="Arial"/>
+          <w:color w:val="000000"/>
+          <w:sz w:val="24"/>
+          <w:szCs w:val="24"/>
+          <w:lang w:val="en-GR" w:eastAsia="en-GB"/>
+        </w:rPr>
+        <w:t>Προβολή ιστορικού συμμετοχών σε εκδηλώσεις.</w:t>
+      </w:r>
+    </w:p>
+    <w:p>
+      <w:pPr>
+        <w:pStyle w:val="ListParagraph"/>
+        <w:numPr>
+          <w:ilvl w:val="1"/>
+          <w:numId w:val="37"/>
+        </w:numPr>
+        <w:spacing w:after="0" w:line="240" w:lineRule="auto"/>
+        <w:rPr>
+          <w:rFonts w:ascii="Times New Roman" w:eastAsia="Times New Roman" w:hAnsi="Times New Roman" w:cs="Times New Roman"/>
+          <w:color w:val="000000"/>
+          <w:sz w:val="24"/>
+          <w:szCs w:val="24"/>
+          <w:lang w:val="en-GR" w:eastAsia="en-GB"/>
+        </w:rPr>
+      </w:pPr>
+      <w:r>
+        <w:rPr>
+          <w:rFonts w:ascii="Arial" w:eastAsia="Times New Roman" w:hAnsi="Arial" w:cs="Arial"/>
+          <w:color w:val="000000"/>
+          <w:sz w:val="24"/>
+          <w:szCs w:val="24"/>
+          <w:lang w:val="en-GR" w:eastAsia="en-GB"/>
+        </w:rPr>
+        <w:t>Επιλογή δυνατότητας αποστολής ενημερωτικού μηνύματος στον ιδρυματικό λογαριασμό χρήστη δύο ημέρες πριν την εκδήλωση. </w:t>
+      </w:r>
+    </w:p>
+    <w:p>
+      <w:pPr>
+        <w:spacing w:after="0" w:line="240" w:lineRule="auto"/>
+        <w:ind w:left="142"/>
+        <w:rPr>
+          <w:rFonts w:ascii="Arial" w:eastAsia="Times New Roman" w:hAnsi="Arial" w:cs="Arial"/>
+          <w:color w:val="000000"/>
+          <w:sz w:val="24"/>
+          <w:szCs w:val="24"/>
+          <w:lang w:eastAsia="en-GB"/>
+        </w:rPr>
+      </w:pPr>
+      <w:r>
+        <w:rPr>
+          <w:rFonts w:ascii="Arial" w:eastAsia="Times New Roman" w:hAnsi="Arial" w:cs="Arial"/>
+          <w:color w:val="000000"/>
+          <w:sz w:val="24"/>
+          <w:szCs w:val="24"/>
+          <w:u w:val="single"/>
+          <w:lang w:val="en-GR" w:eastAsia="en-GB"/>
+        </w:rPr>
+        <w:lastRenderedPageBreak/>
+        <w:t>Εναλλακτική Ροή</w:t>
+      </w:r>
+      <w:r>
+        <w:rPr>
+          <w:rFonts w:ascii="Arial" w:eastAsia="Times New Roman" w:hAnsi="Arial" w:cs="Arial"/>
+          <w:color w:val="000000"/>
+          <w:sz w:val="24"/>
+          <w:szCs w:val="24"/>
+          <w:lang w:val="en-GR" w:eastAsia="en-GB"/>
+        </w:rPr>
+        <w:t xml:space="preserve"> :</w:t>
+      </w:r>
+    </w:p>
+    <w:p>
+      <w:pPr>
+        <w:pStyle w:val="ListParagraph"/>
+        <w:numPr>
+          <w:ilvl w:val="0"/>
+          <w:numId w:val="38"/>
+        </w:numPr>
+        <w:spacing w:after="0" w:line="240" w:lineRule="auto"/>
+        <w:rPr>
+          <w:rFonts w:ascii="Times New Roman" w:eastAsia="Times New Roman" w:hAnsi="Times New Roman" w:cs="Times New Roman"/>
+          <w:color w:val="000000"/>
+          <w:sz w:val="24"/>
+          <w:szCs w:val="24"/>
+          <w:lang w:val="en-GR" w:eastAsia="en-GB"/>
+        </w:rPr>
+      </w:pPr>
+      <w:r>
+        <w:rPr>
+          <w:rFonts w:ascii="Arial" w:eastAsia="Times New Roman" w:hAnsi="Arial" w:cs="Arial"/>
+          <w:color w:val="000000"/>
+          <w:sz w:val="24"/>
+          <w:szCs w:val="24"/>
+          <w:lang w:val="en-GR" w:eastAsia="en-GB"/>
+        </w:rPr>
+        <w:t>Δεν υπάρχουν διαθέσιμες θέσεις και εμφανίζεται μήνυμα "Η εκδήλωση είναι πλήρης" .</w:t>
+      </w:r>
+    </w:p>
+    <w:p>
+      <w:pPr>
+        <w:spacing w:after="240" w:line="240" w:lineRule="auto"/>
+        <w:ind w:left="142"/>
+        <w:rPr>
+          <w:rFonts w:ascii="Times New Roman" w:eastAsia="Times New Roman" w:hAnsi="Times New Roman" w:cs="Times New Roman"/>
+          <w:sz w:val="24"/>
+          <w:szCs w:val="24"/>
+          <w:lang w:val="en-GR" w:eastAsia="en-GB"/>
         </w:rPr>
       </w:pPr>
     </w:p>
@@ -4144,8 +4937,6 @@
         </w:rPr>
         <w:t xml:space="preserve">εσωτερικών δράσεων </w:t>
       </w:r>
-      <w:bookmarkStart w:id="0" w:name="_GoBack"/>
-      <w:bookmarkEnd w:id="0"/>
       <w:r>
         <w:rPr>
           <w:rFonts w:ascii="Times New Roman" w:eastAsia="Times New Roman" w:hAnsi="Times New Roman" w:cs="Times New Roman"/>
@@ -4667,7 +5458,7 @@
     </w:p>
     <w:p>
       <w:pPr>
-        <w:pStyle w:val="a4"/>
+        <w:pStyle w:val="ListParagraph"/>
         <w:numPr>
           <w:ilvl w:val="1"/>
           <w:numId w:val="16"/>
@@ -4693,7 +5484,7 @@
     </w:p>
     <w:p>
       <w:pPr>
-        <w:pStyle w:val="a4"/>
+        <w:pStyle w:val="ListParagraph"/>
         <w:numPr>
           <w:ilvl w:val="1"/>
           <w:numId w:val="16"/>
@@ -4712,7 +5503,7 @@
     </w:p>
     <w:p>
       <w:pPr>
-        <w:pStyle w:val="a4"/>
+        <w:pStyle w:val="ListParagraph"/>
         <w:numPr>
           <w:ilvl w:val="0"/>
           <w:numId w:val="17"/>
@@ -4732,7 +5523,7 @@
     </w:p>
     <w:p>
       <w:pPr>
-        <w:pStyle w:val="a4"/>
+        <w:pStyle w:val="ListParagraph"/>
         <w:numPr>
           <w:ilvl w:val="0"/>
           <w:numId w:val="17"/>
@@ -4752,7 +5543,7 @@
     </w:p>
     <w:p>
       <w:pPr>
-        <w:pStyle w:val="a4"/>
+        <w:pStyle w:val="ListParagraph"/>
         <w:numPr>
           <w:ilvl w:val="0"/>
           <w:numId w:val="17"/>
@@ -4772,7 +5563,7 @@
     </w:p>
     <w:p>
       <w:pPr>
-        <w:pStyle w:val="a4"/>
+        <w:pStyle w:val="ListParagraph"/>
         <w:numPr>
           <w:ilvl w:val="0"/>
           <w:numId w:val="17"/>
@@ -4792,7 +5583,7 @@
     </w:p>
     <w:p>
       <w:pPr>
-        <w:pStyle w:val="a4"/>
+        <w:pStyle w:val="ListParagraph"/>
         <w:numPr>
           <w:ilvl w:val="0"/>
           <w:numId w:val="17"/>
@@ -4812,7 +5603,7 @@
     </w:p>
     <w:p>
       <w:pPr>
-        <w:pStyle w:val="a4"/>
+        <w:pStyle w:val="ListParagraph"/>
         <w:numPr>
           <w:ilvl w:val="0"/>
           <w:numId w:val="17"/>
@@ -4832,7 +5623,7 @@
     </w:p>
     <w:p>
       <w:pPr>
-        <w:pStyle w:val="a4"/>
+        <w:pStyle w:val="ListParagraph"/>
         <w:numPr>
           <w:ilvl w:val="0"/>
           <w:numId w:val="17"/>
@@ -4852,7 +5643,7 @@
     </w:p>
     <w:p>
       <w:pPr>
-        <w:pStyle w:val="a4"/>
+        <w:pStyle w:val="ListParagraph"/>
         <w:numPr>
           <w:ilvl w:val="0"/>
           <w:numId w:val="17"/>
@@ -4872,7 +5663,7 @@
     </w:p>
     <w:p>
       <w:pPr>
-        <w:pStyle w:val="a4"/>
+        <w:pStyle w:val="ListParagraph"/>
         <w:numPr>
           <w:ilvl w:val="0"/>
           <w:numId w:val="17"/>
@@ -4892,7 +5683,7 @@
     </w:p>
     <w:p>
       <w:pPr>
-        <w:pStyle w:val="a4"/>
+        <w:pStyle w:val="ListParagraph"/>
         <w:numPr>
           <w:ilvl w:val="0"/>
           <w:numId w:val="17"/>
@@ -4932,12 +5723,13 @@
           <w:sz w:val="28"/>
           <w:u w:val="single"/>
         </w:rPr>
+        <w:lastRenderedPageBreak/>
         <w:t xml:space="preserve">8) Στατιστικά Ομάδας  </w:t>
       </w:r>
     </w:p>
     <w:p>
       <w:pPr>
-        <w:pStyle w:val="a4"/>
+        <w:pStyle w:val="ListParagraph"/>
         <w:numPr>
           <w:ilvl w:val="0"/>
           <w:numId w:val="18"/>
@@ -4962,7 +5754,7 @@
     </w:p>
     <w:p>
       <w:pPr>
-        <w:pStyle w:val="a4"/>
+        <w:pStyle w:val="ListParagraph"/>
         <w:numPr>
           <w:ilvl w:val="0"/>
           <w:numId w:val="18"/>
@@ -4986,7 +5778,7 @@
     </w:p>
     <w:p>
       <w:pPr>
-        <w:pStyle w:val="a4"/>
+        <w:pStyle w:val="ListParagraph"/>
         <w:numPr>
           <w:ilvl w:val="0"/>
           <w:numId w:val="19"/>
@@ -5004,7 +5796,7 @@
     </w:p>
     <w:p>
       <w:pPr>
-        <w:pStyle w:val="a4"/>
+        <w:pStyle w:val="ListParagraph"/>
         <w:numPr>
           <w:ilvl w:val="0"/>
           <w:numId w:val="19"/>
@@ -5022,7 +5814,7 @@
     </w:p>
     <w:p>
       <w:pPr>
-        <w:pStyle w:val="a4"/>
+        <w:pStyle w:val="ListParagraph"/>
         <w:numPr>
           <w:ilvl w:val="0"/>
           <w:numId w:val="19"/>
@@ -5040,7 +5832,7 @@
     </w:p>
     <w:p>
       <w:pPr>
-        <w:pStyle w:val="a4"/>
+        <w:pStyle w:val="ListParagraph"/>
         <w:numPr>
           <w:ilvl w:val="0"/>
           <w:numId w:val="20"/>
@@ -5060,7 +5852,7 @@
     </w:p>
     <w:p>
       <w:pPr>
-        <w:pStyle w:val="a4"/>
+        <w:pStyle w:val="ListParagraph"/>
         <w:numPr>
           <w:ilvl w:val="0"/>
           <w:numId w:val="21"/>
@@ -5078,7 +5870,7 @@
     </w:p>
     <w:p>
       <w:pPr>
-        <w:pStyle w:val="a4"/>
+        <w:pStyle w:val="ListParagraph"/>
         <w:numPr>
           <w:ilvl w:val="0"/>
           <w:numId w:val="21"/>
@@ -5144,7 +5936,7 @@
     </w:p>
     <w:p>
       <w:pPr>
-        <w:pStyle w:val="a4"/>
+        <w:pStyle w:val="ListParagraph"/>
         <w:numPr>
           <w:ilvl w:val="0"/>
           <w:numId w:val="21"/>
@@ -5210,7 +6002,7 @@
     </w:p>
     <w:p>
       <w:pPr>
-        <w:pStyle w:val="a4"/>
+        <w:pStyle w:val="ListParagraph"/>
         <w:numPr>
           <w:ilvl w:val="0"/>
           <w:numId w:val="21"/>
@@ -5266,7 +6058,7 @@
     </w:p>
     <w:p>
       <w:pPr>
-        <w:pStyle w:val="a4"/>
+        <w:pStyle w:val="ListParagraph"/>
         <w:numPr>
           <w:ilvl w:val="0"/>
           <w:numId w:val="21"/>
@@ -5284,7 +6076,7 @@
     </w:p>
     <w:p>
       <w:pPr>
-        <w:pStyle w:val="a4"/>
+        <w:pStyle w:val="ListParagraph"/>
         <w:numPr>
           <w:ilvl w:val="0"/>
           <w:numId w:val="20"/>
@@ -5304,7 +6096,7 @@
     </w:p>
     <w:p>
       <w:pPr>
-        <w:pStyle w:val="a4"/>
+        <w:pStyle w:val="ListParagraph"/>
         <w:numPr>
           <w:ilvl w:val="0"/>
           <w:numId w:val="22"/>
@@ -5323,7 +6115,7 @@
     </w:p>
     <w:p>
       <w:pPr>
-        <w:pStyle w:val="a4"/>
+        <w:pStyle w:val="ListParagraph"/>
         <w:numPr>
           <w:ilvl w:val="0"/>
           <w:numId w:val="22"/>
@@ -5376,7 +6168,7 @@
     </w:p>
     <w:p>
       <w:pPr>
-        <w:pStyle w:val="a4"/>
+        <w:pStyle w:val="ListParagraph"/>
         <w:numPr>
           <w:ilvl w:val="0"/>
           <w:numId w:val="22"/>
@@ -5395,7 +6187,7 @@
     </w:p>
     <w:p>
       <w:pPr>
-        <w:pStyle w:val="a4"/>
+        <w:pStyle w:val="ListParagraph"/>
         <w:numPr>
           <w:ilvl w:val="0"/>
           <w:numId w:val="20"/>
@@ -5415,7 +6207,7 @@
     </w:p>
     <w:p>
       <w:pPr>
-        <w:pStyle w:val="a4"/>
+        <w:pStyle w:val="ListParagraph"/>
         <w:numPr>
           <w:ilvl w:val="0"/>
           <w:numId w:val="23"/>
@@ -5434,7 +6226,7 @@
     </w:p>
     <w:p>
       <w:pPr>
-        <w:pStyle w:val="a4"/>
+        <w:pStyle w:val="ListParagraph"/>
         <w:numPr>
           <w:ilvl w:val="0"/>
           <w:numId w:val="23"/>
@@ -5453,7 +6245,7 @@
     </w:p>
     <w:p>
       <w:pPr>
-        <w:pStyle w:val="a4"/>
+        <w:pStyle w:val="ListParagraph"/>
         <w:numPr>
           <w:ilvl w:val="0"/>
           <w:numId w:val="23"/>
@@ -5467,7 +6259,6 @@
         <w:rPr>
           <w:rFonts w:ascii="Franklin Gothic Medium" w:hAnsi="Franklin Gothic Medium"/>
         </w:rPr>
-        <w:lastRenderedPageBreak/>
         <w:t xml:space="preserve">Στο τέλος κάθε εβδομάδας υπολογίζεται ο λόγος: </w:t>
       </w:r>
       <m:oMath>
@@ -5540,7 +6331,7 @@
     </w:p>
     <w:p>
       <w:pPr>
-        <w:pStyle w:val="a4"/>
+        <w:pStyle w:val="ListParagraph"/>
         <w:numPr>
           <w:ilvl w:val="0"/>
           <w:numId w:val="24"/>
@@ -5561,7 +6352,7 @@
     </w:p>
     <w:p>
       <w:pPr>
-        <w:pStyle w:val="a4"/>
+        <w:pStyle w:val="ListParagraph"/>
         <w:numPr>
           <w:ilvl w:val="0"/>
           <w:numId w:val="24"/>
@@ -5581,7 +6372,7 @@
     </w:p>
     <w:p>
       <w:pPr>
-        <w:pStyle w:val="a4"/>
+        <w:pStyle w:val="ListParagraph"/>
         <w:numPr>
           <w:ilvl w:val="0"/>
           <w:numId w:val="25"/>
@@ -5612,7 +6403,7 @@
     </w:p>
     <w:p>
       <w:pPr>
-        <w:pStyle w:val="a4"/>
+        <w:pStyle w:val="ListParagraph"/>
         <w:numPr>
           <w:ilvl w:val="0"/>
           <w:numId w:val="25"/>
@@ -5630,7 +6421,7 @@
     </w:p>
     <w:p>
       <w:pPr>
-        <w:pStyle w:val="a4"/>
+        <w:pStyle w:val="ListParagraph"/>
         <w:numPr>
           <w:ilvl w:val="0"/>
           <w:numId w:val="25"/>
@@ -5648,7 +6439,7 @@
     </w:p>
     <w:p>
       <w:pPr>
-        <w:pStyle w:val="a4"/>
+        <w:pStyle w:val="ListParagraph"/>
         <w:numPr>
           <w:ilvl w:val="0"/>
           <w:numId w:val="20"/>
@@ -5666,7 +6457,6 @@
         </w:rPr>
         <w:t xml:space="preserve">Επιλογή «χρήση </w:t>
       </w:r>
-      <w:proofErr w:type="spellStart"/>
       <w:r>
         <w:rPr>
           <w:rFonts w:ascii="Franklin Gothic Medium" w:hAnsi="Franklin Gothic Medium"/>
@@ -5675,7 +6465,6 @@
         </w:rPr>
         <w:t>chatbot</w:t>
       </w:r>
-      <w:proofErr w:type="spellEnd"/>
       <w:r>
         <w:rPr>
           <w:rFonts w:ascii="Franklin Gothic Medium" w:hAnsi="Franklin Gothic Medium"/>
@@ -5686,7 +6475,7 @@
     </w:p>
     <w:p>
       <w:pPr>
-        <w:pStyle w:val="a4"/>
+        <w:pStyle w:val="ListParagraph"/>
         <w:numPr>
           <w:ilvl w:val="0"/>
           <w:numId w:val="26"/>
@@ -5704,7 +6493,7 @@
     </w:p>
     <w:p>
       <w:pPr>
-        <w:pStyle w:val="a4"/>
+        <w:pStyle w:val="ListParagraph"/>
         <w:numPr>
           <w:ilvl w:val="0"/>
           <w:numId w:val="26"/>
@@ -5770,7 +6559,7 @@
     </w:p>
     <w:p>
       <w:pPr>
-        <w:pStyle w:val="a4"/>
+        <w:pStyle w:val="ListParagraph"/>
         <w:numPr>
           <w:ilvl w:val="0"/>
           <w:numId w:val="26"/>
@@ -5788,7 +6577,7 @@
     </w:p>
     <w:p>
       <w:pPr>
-        <w:pStyle w:val="a4"/>
+        <w:pStyle w:val="ListParagraph"/>
         <w:numPr>
           <w:ilvl w:val="0"/>
           <w:numId w:val="20"/>
@@ -5808,7 +6597,7 @@
     </w:p>
     <w:p>
       <w:pPr>
-        <w:pStyle w:val="a4"/>
+        <w:pStyle w:val="ListParagraph"/>
         <w:numPr>
           <w:ilvl w:val="0"/>
           <w:numId w:val="27"/>
@@ -5827,7 +6616,7 @@
     </w:p>
     <w:p>
       <w:pPr>
-        <w:pStyle w:val="a4"/>
+        <w:pStyle w:val="ListParagraph"/>
         <w:numPr>
           <w:ilvl w:val="0"/>
           <w:numId w:val="27"/>
@@ -5840,6 +6629,7 @@
         <w:rPr>
           <w:rFonts w:ascii="Franklin Gothic Medium" w:hAnsi="Franklin Gothic Medium"/>
         </w:rPr>
+        <w:lastRenderedPageBreak/>
         <w:t xml:space="preserve">Τα στατιστικά προκύπτουν από τον λόγο : </w:t>
       </w:r>
       <m:oMath>
@@ -5906,7 +6696,7 @@
     </w:p>
     <w:p>
       <w:pPr>
-        <w:pStyle w:val="a4"/>
+        <w:pStyle w:val="ListParagraph"/>
         <w:numPr>
           <w:ilvl w:val="0"/>
           <w:numId w:val="27"/>
@@ -5924,7 +6714,7 @@
     </w:p>
     <w:p>
       <w:pPr>
-        <w:pStyle w:val="a4"/>
+        <w:pStyle w:val="ListParagraph"/>
         <w:numPr>
           <w:ilvl w:val="0"/>
           <w:numId w:val="20"/>
@@ -5944,7 +6734,7 @@
     </w:p>
     <w:p>
       <w:pPr>
-        <w:pStyle w:val="a4"/>
+        <w:pStyle w:val="ListParagraph"/>
         <w:numPr>
           <w:ilvl w:val="0"/>
           <w:numId w:val="28"/>
@@ -5963,7 +6753,7 @@
     </w:p>
     <w:p>
       <w:pPr>
-        <w:pStyle w:val="a4"/>
+        <w:pStyle w:val="ListParagraph"/>
         <w:numPr>
           <w:ilvl w:val="0"/>
           <w:numId w:val="28"/>
@@ -6029,7 +6819,7 @@
     </w:p>
     <w:p>
       <w:pPr>
-        <w:pStyle w:val="a4"/>
+        <w:pStyle w:val="ListParagraph"/>
         <w:numPr>
           <w:ilvl w:val="0"/>
           <w:numId w:val="28"/>
@@ -6071,7 +6861,7 @@
     </w:p>
     <w:p>
       <w:pPr>
-        <w:pStyle w:val="a4"/>
+        <w:pStyle w:val="ListParagraph"/>
         <w:numPr>
           <w:ilvl w:val="0"/>
           <w:numId w:val="29"/>
@@ -6097,7 +6887,7 @@
     </w:p>
     <w:p>
       <w:pPr>
-        <w:pStyle w:val="a4"/>
+        <w:pStyle w:val="ListParagraph"/>
         <w:numPr>
           <w:ilvl w:val="0"/>
           <w:numId w:val="29"/>
@@ -6116,7 +6906,7 @@
     </w:p>
     <w:p>
       <w:pPr>
-        <w:pStyle w:val="a4"/>
+        <w:pStyle w:val="ListParagraph"/>
         <w:numPr>
           <w:ilvl w:val="0"/>
           <w:numId w:val="30"/>
@@ -6134,7 +6924,7 @@
     </w:p>
     <w:p>
       <w:pPr>
-        <w:pStyle w:val="a4"/>
+        <w:pStyle w:val="ListParagraph"/>
         <w:numPr>
           <w:ilvl w:val="0"/>
           <w:numId w:val="30"/>
@@ -6152,7 +6942,7 @@
     </w:p>
     <w:p>
       <w:pPr>
-        <w:pStyle w:val="a4"/>
+        <w:pStyle w:val="ListParagraph"/>
         <w:numPr>
           <w:ilvl w:val="0"/>
           <w:numId w:val="30"/>
@@ -6177,7 +6967,7 @@
     </w:p>
     <w:p>
       <w:pPr>
-        <w:pStyle w:val="a4"/>
+        <w:pStyle w:val="ListParagraph"/>
         <w:numPr>
           <w:ilvl w:val="0"/>
           <w:numId w:val="30"/>
@@ -6202,7 +6992,7 @@
     </w:p>
     <w:p>
       <w:pPr>
-        <w:pStyle w:val="a4"/>
+        <w:pStyle w:val="ListParagraph"/>
         <w:numPr>
           <w:ilvl w:val="0"/>
           <w:numId w:val="30"/>
@@ -6227,7 +7017,7 @@
     </w:p>
     <w:p>
       <w:pPr>
-        <w:pStyle w:val="a4"/>
+        <w:pStyle w:val="ListParagraph"/>
         <w:numPr>
           <w:ilvl w:val="0"/>
           <w:numId w:val="30"/>
@@ -6245,7 +7035,7 @@
     </w:p>
     <w:p>
       <w:pPr>
-        <w:pStyle w:val="a4"/>
+        <w:pStyle w:val="ListParagraph"/>
         <w:numPr>
           <w:ilvl w:val="0"/>
           <w:numId w:val="30"/>
@@ -6263,7 +7053,7 @@
     </w:p>
     <w:p>
       <w:pPr>
-        <w:pStyle w:val="a4"/>
+        <w:pStyle w:val="ListParagraph"/>
         <w:numPr>
           <w:ilvl w:val="0"/>
           <w:numId w:val="30"/>
@@ -6281,7 +7071,7 @@
     </w:p>
     <w:p>
       <w:pPr>
-        <w:pStyle w:val="a4"/>
+        <w:pStyle w:val="ListParagraph"/>
         <w:numPr>
           <w:ilvl w:val="0"/>
           <w:numId w:val="30"/>
@@ -6299,7 +7089,7 @@
     </w:p>
     <w:p>
       <w:pPr>
-        <w:pStyle w:val="a4"/>
+        <w:pStyle w:val="ListParagraph"/>
         <w:numPr>
           <w:ilvl w:val="0"/>
           <w:numId w:val="30"/>
@@ -6330,7 +7120,7 @@
     </w:p>
     <w:p>
       <w:pPr>
-        <w:pStyle w:val="a4"/>
+        <w:pStyle w:val="ListParagraph"/>
         <w:numPr>
           <w:ilvl w:val="0"/>
           <w:numId w:val="31"/>
@@ -6350,7 +7140,7 @@
     </w:p>
     <w:p>
       <w:pPr>
-        <w:pStyle w:val="a4"/>
+        <w:pStyle w:val="ListParagraph"/>
         <w:ind w:left="2160"/>
         <w:rPr>
           <w:rFonts w:ascii="Franklin Gothic Medium" w:hAnsi="Franklin Gothic Medium"/>
@@ -6378,7 +7168,7 @@
     </w:p>
     <w:p>
       <w:pPr>
-        <w:pStyle w:val="a4"/>
+        <w:pStyle w:val="ListParagraph"/>
         <w:ind w:left="2160"/>
         <w:rPr>
           <w:rFonts w:ascii="Franklin Gothic Medium" w:hAnsi="Franklin Gothic Medium"/>
@@ -6400,7 +7190,7 @@
     </w:p>
     <w:p>
       <w:pPr>
-        <w:pStyle w:val="a4"/>
+        <w:pStyle w:val="ListParagraph"/>
         <w:ind w:left="2160"/>
         <w:rPr>
           <w:rFonts w:ascii="Franklin Gothic Medium" w:hAnsi="Franklin Gothic Medium"/>
@@ -6410,7 +7200,6 @@
         <w:rPr>
           <w:rFonts w:ascii="Franklin Gothic Medium" w:hAnsi="Franklin Gothic Medium"/>
         </w:rPr>
-        <w:lastRenderedPageBreak/>
         <w:t xml:space="preserve">4.3) </w:t>
       </w:r>
       <w:r>
@@ -6422,7 +7211,7 @@
     </w:p>
     <w:p>
       <w:pPr>
-        <w:pStyle w:val="a4"/>
+        <w:pStyle w:val="ListParagraph"/>
         <w:ind w:left="2880"/>
         <w:rPr>
           <w:rFonts w:ascii="Franklin Gothic Medium" w:hAnsi="Franklin Gothic Medium"/>
@@ -6432,7 +7221,7 @@
     </w:p>
     <w:p>
       <w:pPr>
-        <w:pStyle w:val="a4"/>
+        <w:pStyle w:val="ListParagraph"/>
         <w:rPr>
           <w:rFonts w:ascii="Franklin Gothic Medium" w:hAnsi="Franklin Gothic Medium"/>
         </w:rPr>
@@ -6463,7 +7252,7 @@
     </w:p>
     <w:p>
       <w:pPr>
-        <w:pStyle w:val="a4"/>
+        <w:pStyle w:val="ListParagraph"/>
         <w:ind w:left="2880"/>
         <w:rPr>
           <w:b/>
@@ -6490,7 +7279,7 @@
     </w:p>
     <w:p>
       <w:pPr>
-        <w:pStyle w:val="a4"/>
+        <w:pStyle w:val="ListParagraph"/>
         <w:ind w:left="450"/>
         <w:rPr>
           <w:b/>
@@ -6551,8 +7340,8 @@
 </file>
 
 <file path=word/numbering.xml><?xml version="1.0" encoding="utf-8"?>
-<w:numbering xmlns:wpc="http://schemas.microsoft.com/office/word/2010/wordprocessingCanvas" xmlns:mc="http://schemas.openxmlformats.org/markup-compatibility/2006" xmlns:o="urn:schemas-microsoft-com:office:office" xmlns:r="http://schemas.openxmlformats.org/officeDocument/2006/relationships" xmlns:m="http://schemas.openxmlformats.org/officeDocument/2006/math" xmlns:v="urn:schemas-microsoft-com:vml" xmlns:wp14="http://schemas.microsoft.com/office/word/2010/wordprocessingDrawing" xmlns:wp="http://schemas.openxmlformats.org/drawingml/2006/wordprocessingDrawing" xmlns:w10="urn:schemas-microsoft-com:office:word" xmlns:w="http://schemas.openxmlformats.org/wordprocessingml/2006/main" xmlns:w14="http://schemas.microsoft.com/office/word/2010/wordml" xmlns:w15="http://schemas.microsoft.com/office/word/2012/wordml" xmlns:wpg="http://schemas.microsoft.com/office/word/2010/wordprocessingGroup" xmlns:wpi="http://schemas.microsoft.com/office/word/2010/wordprocessingInk" xmlns:wne="http://schemas.microsoft.com/office/word/2006/wordml" xmlns:wps="http://schemas.microsoft.com/office/word/2010/wordprocessingShape" mc:Ignorable="w14 w15 wp14">
-  <w:abstractNum w:abstractNumId="0">
+<w:numbering xmlns:wpc="http://schemas.microsoft.com/office/word/2010/wordprocessingCanvas" xmlns:cx="http://schemas.microsoft.com/office/drawing/2014/chartex" xmlns:cx1="http://schemas.microsoft.com/office/drawing/2015/9/8/chartex" xmlns:cx2="http://schemas.microsoft.com/office/drawing/2015/10/21/chartex" xmlns:cx3="http://schemas.microsoft.com/office/drawing/2016/5/9/chartex" xmlns:cx4="http://schemas.microsoft.com/office/drawing/2016/5/10/chartex" xmlns:cx5="http://schemas.microsoft.com/office/drawing/2016/5/11/chartex" xmlns:cx6="http://schemas.microsoft.com/office/drawing/2016/5/12/chartex" xmlns:cx7="http://schemas.microsoft.com/office/drawing/2016/5/13/chartex" xmlns:cx8="http://schemas.microsoft.com/office/drawing/2016/5/14/chartex" xmlns:mc="http://schemas.openxmlformats.org/markup-compatibility/2006" xmlns:aink="http://schemas.microsoft.com/office/drawing/2016/ink" xmlns:am3d="http://schemas.microsoft.com/office/drawing/2017/model3d" xmlns:o="urn:schemas-microsoft-com:office:office" xmlns:oel="http://schemas.microsoft.com/office/2019/extlst" xmlns:r="http://schemas.openxmlformats.org/officeDocument/2006/relationships" xmlns:m="http://schemas.openxmlformats.org/officeDocument/2006/math" xmlns:v="urn:schemas-microsoft-com:vml" xmlns:wp14="http://schemas.microsoft.com/office/word/2010/wordprocessingDrawing" xmlns:wp="http://schemas.openxmlformats.org/drawingml/2006/wordprocessingDrawing" xmlns:w10="urn:schemas-microsoft-com:office:word" xmlns:w="http://schemas.openxmlformats.org/wordprocessingml/2006/main" xmlns:w14="http://schemas.microsoft.com/office/word/2010/wordml" xmlns:w15="http://schemas.microsoft.com/office/word/2012/wordml" xmlns:w16cex="http://schemas.microsoft.com/office/word/2018/wordml/cex" xmlns:w16cid="http://schemas.microsoft.com/office/word/2016/wordml/cid" xmlns:w16="http://schemas.microsoft.com/office/word/2018/wordml" xmlns:w16du="http://schemas.microsoft.com/office/word/2023/wordml/word16du" xmlns:w16sdtdh="http://schemas.microsoft.com/office/word/2020/wordml/sdtdatahash" xmlns:w16sdtfl="http://schemas.microsoft.com/office/word/2024/wordml/sdtformatlock" xmlns:w16se="http://schemas.microsoft.com/office/word/2015/wordml/symex" xmlns:wpg="http://schemas.microsoft.com/office/word/2010/wordprocessingGroup" xmlns:wpi="http://schemas.microsoft.com/office/word/2010/wordprocessingInk" xmlns:wne="http://schemas.microsoft.com/office/word/2006/wordml" xmlns:wps="http://schemas.microsoft.com/office/word/2010/wordprocessingShape" mc:Ignorable="w14 w15 w16se w16cid w16 w16cex w16sdtdh w16sdtfl w16du wp14">
+  <w:abstractNum w:abstractNumId="0" w15:restartNumberingAfterBreak="0">
     <w:nsid w:val="00265637"/>
     <w:multiLevelType w:val="multilevel"/>
     <w:tmpl w:val="9BFCAADC"/>
@@ -6665,7 +7454,7 @@
       </w:pPr>
     </w:lvl>
   </w:abstractNum>
-  <w:abstractNum w:abstractNumId="1">
+  <w:abstractNum w:abstractNumId="1" w15:restartNumberingAfterBreak="0">
     <w:nsid w:val="005148E8"/>
     <w:multiLevelType w:val="multilevel"/>
     <w:tmpl w:val="448AC2E0"/>
@@ -6814,7 +7603,7 @@
       </w:rPr>
     </w:lvl>
   </w:abstractNum>
-  <w:abstractNum w:abstractNumId="2">
+  <w:abstractNum w:abstractNumId="2" w15:restartNumberingAfterBreak="0">
     <w:nsid w:val="01DB54FC"/>
     <w:multiLevelType w:val="hybridMultilevel"/>
     <w:tmpl w:val="35766F24"/>
@@ -6927,7 +7716,93 @@
       </w:rPr>
     </w:lvl>
   </w:abstractNum>
-  <w:abstractNum w:abstractNumId="3">
+  <w:abstractNum w:abstractNumId="3" w15:restartNumberingAfterBreak="0">
+    <w:nsid w:val="0497441B"/>
+    <w:multiLevelType w:val="multilevel"/>
+    <w:tmpl w:val="0809001D"/>
+    <w:lvl w:ilvl="0">
+      <w:start w:val="1"/>
+      <w:numFmt w:val="decimal"/>
+      <w:lvlText w:val="%1)"/>
+      <w:lvlJc w:val="left"/>
+      <w:pPr>
+        <w:ind w:left="360" w:hanging="360"/>
+      </w:pPr>
+    </w:lvl>
+    <w:lvl w:ilvl="1">
+      <w:start w:val="1"/>
+      <w:numFmt w:val="lowerLetter"/>
+      <w:lvlText w:val="%2)"/>
+      <w:lvlJc w:val="left"/>
+      <w:pPr>
+        <w:ind w:left="720" w:hanging="360"/>
+      </w:pPr>
+    </w:lvl>
+    <w:lvl w:ilvl="2">
+      <w:start w:val="1"/>
+      <w:numFmt w:val="lowerRoman"/>
+      <w:lvlText w:val="%3)"/>
+      <w:lvlJc w:val="left"/>
+      <w:pPr>
+        <w:ind w:left="1080" w:hanging="360"/>
+      </w:pPr>
+    </w:lvl>
+    <w:lvl w:ilvl="3">
+      <w:start w:val="1"/>
+      <w:numFmt w:val="decimal"/>
+      <w:lvlText w:val="(%4)"/>
+      <w:lvlJc w:val="left"/>
+      <w:pPr>
+        <w:ind w:left="1440" w:hanging="360"/>
+      </w:pPr>
+    </w:lvl>
+    <w:lvl w:ilvl="4">
+      <w:start w:val="1"/>
+      <w:numFmt w:val="lowerLetter"/>
+      <w:lvlText w:val="(%5)"/>
+      <w:lvlJc w:val="left"/>
+      <w:pPr>
+        <w:ind w:left="1800" w:hanging="360"/>
+      </w:pPr>
+    </w:lvl>
+    <w:lvl w:ilvl="5">
+      <w:start w:val="1"/>
+      <w:numFmt w:val="lowerRoman"/>
+      <w:lvlText w:val="(%6)"/>
+      <w:lvlJc w:val="left"/>
+      <w:pPr>
+        <w:ind w:left="2160" w:hanging="360"/>
+      </w:pPr>
+    </w:lvl>
+    <w:lvl w:ilvl="6">
+      <w:start w:val="1"/>
+      <w:numFmt w:val="decimal"/>
+      <w:lvlText w:val="%7."/>
+      <w:lvlJc w:val="left"/>
+      <w:pPr>
+        <w:ind w:left="2520" w:hanging="360"/>
+      </w:pPr>
+    </w:lvl>
+    <w:lvl w:ilvl="7">
+      <w:start w:val="1"/>
+      <w:numFmt w:val="lowerLetter"/>
+      <w:lvlText w:val="%8."/>
+      <w:lvlJc w:val="left"/>
+      <w:pPr>
+        <w:ind w:left="2880" w:hanging="360"/>
+      </w:pPr>
+    </w:lvl>
+    <w:lvl w:ilvl="8">
+      <w:start w:val="1"/>
+      <w:numFmt w:val="lowerRoman"/>
+      <w:lvlText w:val="%9."/>
+      <w:lvlJc w:val="left"/>
+      <w:pPr>
+        <w:ind w:left="3240" w:hanging="360"/>
+      </w:pPr>
+    </w:lvl>
+  </w:abstractNum>
+  <w:abstractNum w:abstractNumId="4" w15:restartNumberingAfterBreak="0">
     <w:nsid w:val="05652A76"/>
     <w:multiLevelType w:val="hybridMultilevel"/>
     <w:tmpl w:val="46C8BAFA"/>
@@ -7013,7 +7888,117 @@
       </w:pPr>
     </w:lvl>
   </w:abstractNum>
-  <w:abstractNum w:abstractNumId="4">
+  <w:abstractNum w:abstractNumId="5" w15:restartNumberingAfterBreak="0">
+    <w:nsid w:val="0A587674"/>
+    <w:multiLevelType w:val="multilevel"/>
+    <w:tmpl w:val="7CFEA3B4"/>
+    <w:lvl w:ilvl="0">
+      <w:start w:val="1"/>
+      <w:numFmt w:val="decimal"/>
+      <w:lvlText w:val="%1)"/>
+      <w:lvlJc w:val="left"/>
+      <w:pPr>
+        <w:ind w:left="360" w:hanging="360"/>
+      </w:pPr>
+      <w:rPr>
+        <w:rFonts w:hint="default"/>
+        <w:sz w:val="20"/>
+      </w:rPr>
+    </w:lvl>
+    <w:lvl w:ilvl="1">
+      <w:start w:val="1"/>
+      <w:numFmt w:val="decimal"/>
+      <w:lvlText w:val="%2."/>
+      <w:lvlJc w:val="left"/>
+      <w:pPr>
+        <w:ind w:left="720" w:hanging="360"/>
+      </w:pPr>
+    </w:lvl>
+    <w:lvl w:ilvl="2">
+      <w:start w:val="1"/>
+      <w:numFmt w:val="decimal"/>
+      <w:lvlText w:val="%3."/>
+      <w:lvlJc w:val="left"/>
+      <w:pPr>
+        <w:ind w:left="1080" w:hanging="360"/>
+      </w:pPr>
+    </w:lvl>
+    <w:lvl w:ilvl="3">
+      <w:start w:val="1"/>
+      <w:numFmt w:val="decimal"/>
+      <w:lvlText w:val="(%4)"/>
+      <w:lvlJc w:val="left"/>
+      <w:pPr>
+        <w:ind w:left="1440" w:hanging="360"/>
+      </w:pPr>
+      <w:rPr>
+        <w:rFonts w:hint="default"/>
+        <w:b/>
+      </w:rPr>
+    </w:lvl>
+    <w:lvl w:ilvl="4">
+      <w:start w:val="1"/>
+      <w:numFmt w:val="lowerLetter"/>
+      <w:lvlText w:val="(%5)"/>
+      <w:lvlJc w:val="left"/>
+      <w:pPr>
+        <w:ind w:left="1800" w:hanging="360"/>
+      </w:pPr>
+      <w:rPr>
+        <w:rFonts w:hint="default"/>
+        <w:b/>
+      </w:rPr>
+    </w:lvl>
+    <w:lvl w:ilvl="5">
+      <w:start w:val="1"/>
+      <w:numFmt w:val="decimal"/>
+      <w:lvlText w:val="%6."/>
+      <w:lvlJc w:val="left"/>
+      <w:pPr>
+        <w:ind w:left="2160" w:hanging="360"/>
+      </w:pPr>
+    </w:lvl>
+    <w:lvl w:ilvl="6">
+      <w:start w:val="1"/>
+      <w:numFmt w:val="decimal"/>
+      <w:lvlText w:val="%7."/>
+      <w:lvlJc w:val="left"/>
+      <w:pPr>
+        <w:ind w:left="2520" w:hanging="360"/>
+      </w:pPr>
+      <w:rPr>
+        <w:rFonts w:hint="default"/>
+        <w:sz w:val="20"/>
+      </w:rPr>
+    </w:lvl>
+    <w:lvl w:ilvl="7">
+      <w:start w:val="1"/>
+      <w:numFmt w:val="lowerLetter"/>
+      <w:lvlText w:val="%8."/>
+      <w:lvlJc w:val="left"/>
+      <w:pPr>
+        <w:ind w:left="2880" w:hanging="360"/>
+      </w:pPr>
+      <w:rPr>
+        <w:rFonts w:hint="default"/>
+        <w:sz w:val="20"/>
+      </w:rPr>
+    </w:lvl>
+    <w:lvl w:ilvl="8">
+      <w:start w:val="1"/>
+      <w:numFmt w:val="lowerRoman"/>
+      <w:lvlText w:val="%9."/>
+      <w:lvlJc w:val="left"/>
+      <w:pPr>
+        <w:ind w:left="3240" w:hanging="360"/>
+      </w:pPr>
+      <w:rPr>
+        <w:rFonts w:hint="default"/>
+        <w:sz w:val="20"/>
+      </w:rPr>
+    </w:lvl>
+  </w:abstractNum>
+  <w:abstractNum w:abstractNumId="6" w15:restartNumberingAfterBreak="0">
     <w:nsid w:val="0E4825CF"/>
     <w:multiLevelType w:val="multilevel"/>
     <w:tmpl w:val="AB5A10A6"/>
@@ -7158,7 +8143,7 @@
       </w:rPr>
     </w:lvl>
   </w:abstractNum>
-  <w:abstractNum w:abstractNumId="5">
+  <w:abstractNum w:abstractNumId="7" w15:restartNumberingAfterBreak="0">
     <w:nsid w:val="125906D9"/>
     <w:multiLevelType w:val="multilevel"/>
     <w:tmpl w:val="AEE8745A"/>
@@ -7307,7 +8292,7 @@
       </w:rPr>
     </w:lvl>
   </w:abstractNum>
-  <w:abstractNum w:abstractNumId="6">
+  <w:abstractNum w:abstractNumId="8" w15:restartNumberingAfterBreak="0">
     <w:nsid w:val="143849D6"/>
     <w:multiLevelType w:val="hybridMultilevel"/>
     <w:tmpl w:val="9322157E"/>
@@ -7420,7 +8405,7 @@
       </w:rPr>
     </w:lvl>
   </w:abstractNum>
-  <w:abstractNum w:abstractNumId="7">
+  <w:abstractNum w:abstractNumId="9" w15:restartNumberingAfterBreak="0">
     <w:nsid w:val="15FA3EBF"/>
     <w:multiLevelType w:val="hybridMultilevel"/>
     <w:tmpl w:val="CD1EAA6C"/>
@@ -7533,7 +8518,7 @@
       </w:rPr>
     </w:lvl>
   </w:abstractNum>
-  <w:abstractNum w:abstractNumId="8">
+  <w:abstractNum w:abstractNumId="10" w15:restartNumberingAfterBreak="0">
     <w:nsid w:val="1AAC6FE5"/>
     <w:multiLevelType w:val="hybridMultilevel"/>
     <w:tmpl w:val="4D262742"/>
@@ -7646,7 +8631,7 @@
       </w:rPr>
     </w:lvl>
   </w:abstractNum>
-  <w:abstractNum w:abstractNumId="9">
+  <w:abstractNum w:abstractNumId="11" w15:restartNumberingAfterBreak="0">
     <w:nsid w:val="1C6F116B"/>
     <w:multiLevelType w:val="hybridMultilevel"/>
     <w:tmpl w:val="C94E322E"/>
@@ -7759,7 +8744,7 @@
       </w:rPr>
     </w:lvl>
   </w:abstractNum>
-  <w:abstractNum w:abstractNumId="10">
+  <w:abstractNum w:abstractNumId="12" w15:restartNumberingAfterBreak="0">
     <w:nsid w:val="1ECC30BC"/>
     <w:multiLevelType w:val="hybridMultilevel"/>
     <w:tmpl w:val="82C2E5B6"/>
@@ -7848,7 +8833,7 @@
       </w:pPr>
     </w:lvl>
   </w:abstractNum>
-  <w:abstractNum w:abstractNumId="11">
+  <w:abstractNum w:abstractNumId="13" w15:restartNumberingAfterBreak="0">
     <w:nsid w:val="28FE645B"/>
     <w:multiLevelType w:val="multilevel"/>
     <w:tmpl w:val="9F6A16EE"/>
@@ -7997,7 +8982,7 @@
       </w:rPr>
     </w:lvl>
   </w:abstractNum>
-  <w:abstractNum w:abstractNumId="12">
+  <w:abstractNum w:abstractNumId="14" w15:restartNumberingAfterBreak="0">
     <w:nsid w:val="2B8433AB"/>
     <w:multiLevelType w:val="hybridMultilevel"/>
     <w:tmpl w:val="C74C489C"/>
@@ -8083,7 +9068,7 @@
       </w:pPr>
     </w:lvl>
   </w:abstractNum>
-  <w:abstractNum w:abstractNumId="13">
+  <w:abstractNum w:abstractNumId="15" w15:restartNumberingAfterBreak="0">
     <w:nsid w:val="2E2F7EEA"/>
     <w:multiLevelType w:val="hybridMultilevel"/>
     <w:tmpl w:val="2A3E00C2"/>
@@ -8196,7 +9181,7 @@
       </w:rPr>
     </w:lvl>
   </w:abstractNum>
-  <w:abstractNum w:abstractNumId="14">
+  <w:abstractNum w:abstractNumId="16" w15:restartNumberingAfterBreak="0">
     <w:nsid w:val="2FD83272"/>
     <w:multiLevelType w:val="multilevel"/>
     <w:tmpl w:val="EEE0C366"/>
@@ -8345,7 +9330,7 @@
       </w:rPr>
     </w:lvl>
   </w:abstractNum>
-  <w:abstractNum w:abstractNumId="15">
+  <w:abstractNum w:abstractNumId="17" w15:restartNumberingAfterBreak="0">
     <w:nsid w:val="34990AFB"/>
     <w:multiLevelType w:val="hybridMultilevel"/>
     <w:tmpl w:val="E1B8094E"/>
@@ -8431,7 +9416,7 @@
       </w:pPr>
     </w:lvl>
   </w:abstractNum>
-  <w:abstractNum w:abstractNumId="16">
+  <w:abstractNum w:abstractNumId="18" w15:restartNumberingAfterBreak="0">
     <w:nsid w:val="3E312C39"/>
     <w:multiLevelType w:val="hybridMultilevel"/>
     <w:tmpl w:val="7C5C4692"/>
@@ -8544,7 +9529,7 @@
       </w:rPr>
     </w:lvl>
   </w:abstractNum>
-  <w:abstractNum w:abstractNumId="17">
+  <w:abstractNum w:abstractNumId="19" w15:restartNumberingAfterBreak="0">
     <w:nsid w:val="4B8859D1"/>
     <w:multiLevelType w:val="hybridMultilevel"/>
     <w:tmpl w:val="BD6EA87C"/>
@@ -8630,7 +9615,143 @@
       </w:pPr>
     </w:lvl>
   </w:abstractNum>
-  <w:abstractNum w:abstractNumId="18">
+  <w:abstractNum w:abstractNumId="20" w15:restartNumberingAfterBreak="0">
+    <w:nsid w:val="4BAA0C12"/>
+    <w:multiLevelType w:val="multilevel"/>
+    <w:tmpl w:val="18E09D7E"/>
+    <w:styleLink w:val="CurrentList1"/>
+    <w:lvl w:ilvl="0">
+      <w:start w:val="1"/>
+      <w:numFmt w:val="bullet"/>
+      <w:lvlText w:val=""/>
+      <w:lvlJc w:val="left"/>
+      <w:pPr>
+        <w:tabs>
+          <w:tab w:val="num" w:pos="720"/>
+        </w:tabs>
+        <w:ind w:left="720" w:hanging="360"/>
+      </w:pPr>
+      <w:rPr>
+        <w:rFonts w:ascii="Symbol" w:hAnsi="Symbol" w:hint="default"/>
+        <w:sz w:val="20"/>
+      </w:rPr>
+    </w:lvl>
+    <w:lvl w:ilvl="1">
+      <w:start w:val="1"/>
+      <w:numFmt w:val="decimal"/>
+      <w:lvlText w:val="(%2)"/>
+      <w:lvlJc w:val="left"/>
+      <w:pPr>
+        <w:ind w:left="450" w:hanging="360"/>
+      </w:pPr>
+      <w:rPr>
+        <w:rFonts w:hint="default"/>
+      </w:rPr>
+    </w:lvl>
+    <w:lvl w:ilvl="2">
+      <w:start w:val="1"/>
+      <w:numFmt w:val="bullet"/>
+      <w:lvlText w:val=""/>
+      <w:lvlJc w:val="left"/>
+      <w:pPr>
+        <w:tabs>
+          <w:tab w:val="num" w:pos="2160"/>
+        </w:tabs>
+        <w:ind w:left="2160" w:hanging="360"/>
+      </w:pPr>
+      <w:rPr>
+        <w:rFonts w:ascii="Wingdings" w:hAnsi="Wingdings" w:hint="default"/>
+        <w:sz w:val="20"/>
+      </w:rPr>
+    </w:lvl>
+    <w:lvl w:ilvl="3">
+      <w:start w:val="1"/>
+      <w:numFmt w:val="decimal"/>
+      <w:lvlText w:val="(%4)"/>
+      <w:lvlJc w:val="left"/>
+      <w:pPr>
+        <w:ind w:left="2880" w:hanging="360"/>
+      </w:pPr>
+      <w:rPr>
+        <w:rFonts w:hint="default"/>
+        <w:b/>
+      </w:rPr>
+    </w:lvl>
+    <w:lvl w:ilvl="4">
+      <w:start w:val="1"/>
+      <w:numFmt w:val="decimal"/>
+      <w:lvlText w:val="(%5)"/>
+      <w:lvlJc w:val="left"/>
+      <w:pPr>
+        <w:ind w:left="3600" w:hanging="360"/>
+      </w:pPr>
+      <w:rPr>
+        <w:rFonts w:hint="default"/>
+        <w:b/>
+      </w:rPr>
+    </w:lvl>
+    <w:lvl w:ilvl="5">
+      <w:start w:val="1"/>
+      <w:numFmt w:val="decimal"/>
+      <w:lvlText w:val="%6."/>
+      <w:lvlJc w:val="left"/>
+      <w:pPr>
+        <w:ind w:left="4320" w:hanging="360"/>
+      </w:pPr>
+      <w:rPr>
+        <w:rFonts w:ascii="Arial" w:hAnsi="Arial" w:cs="Arial" w:hint="default"/>
+      </w:rPr>
+    </w:lvl>
+    <w:lvl w:ilvl="6">
+      <w:start w:val="1"/>
+      <w:numFmt w:val="bullet"/>
+      <w:lvlText w:val=""/>
+      <w:lvlJc w:val="left"/>
+      <w:pPr>
+        <w:tabs>
+          <w:tab w:val="num" w:pos="5040"/>
+        </w:tabs>
+        <w:ind w:left="5040" w:hanging="360"/>
+      </w:pPr>
+      <w:rPr>
+        <w:rFonts w:ascii="Wingdings" w:hAnsi="Wingdings" w:hint="default"/>
+        <w:sz w:val="20"/>
+      </w:rPr>
+    </w:lvl>
+    <w:lvl w:ilvl="7">
+      <w:start w:val="1"/>
+      <w:numFmt w:val="bullet"/>
+      <w:lvlText w:val=""/>
+      <w:lvlJc w:val="left"/>
+      <w:pPr>
+        <w:tabs>
+          <w:tab w:val="num" w:pos="5760"/>
+        </w:tabs>
+        <w:ind w:left="5760" w:hanging="360"/>
+      </w:pPr>
+      <w:rPr>
+        <w:rFonts w:ascii="Wingdings" w:hAnsi="Wingdings" w:hint="default"/>
+        <w:sz w:val="20"/>
+      </w:rPr>
+    </w:lvl>
+    <w:lvl w:ilvl="8">
+      <w:start w:val="1"/>
+      <w:numFmt w:val="bullet"/>
+      <w:lvlText w:val=""/>
+      <w:lvlJc w:val="left"/>
+      <w:pPr>
+        <w:tabs>
+          <w:tab w:val="num" w:pos="6480"/>
+        </w:tabs>
+        <w:ind w:left="6480" w:hanging="360"/>
+      </w:pPr>
+      <w:rPr>
+        <w:rFonts w:ascii="Wingdings" w:hAnsi="Wingdings" w:hint="default"/>
+        <w:sz w:val="20"/>
+      </w:rPr>
+    </w:lvl>
+  </w:abstractNum>
+  <w:abstractNum w:abstractNumId="21" w15:restartNumberingAfterBreak="0">
     <w:nsid w:val="4E211B2A"/>
     <w:multiLevelType w:val="multilevel"/>
     <w:tmpl w:val="92AC3F0E"/>
@@ -8779,7 +9900,7 @@
       </w:rPr>
     </w:lvl>
   </w:abstractNum>
-  <w:abstractNum w:abstractNumId="19">
+  <w:abstractNum w:abstractNumId="22" w15:restartNumberingAfterBreak="0">
     <w:nsid w:val="4EBC5466"/>
     <w:multiLevelType w:val="multilevel"/>
     <w:tmpl w:val="0408001F"/>
@@ -8865,7 +9986,7 @@
       </w:pPr>
     </w:lvl>
   </w:abstractNum>
-  <w:abstractNum w:abstractNumId="20">
+  <w:abstractNum w:abstractNumId="23" w15:restartNumberingAfterBreak="0">
     <w:nsid w:val="50297DBF"/>
     <w:multiLevelType w:val="hybridMultilevel"/>
     <w:tmpl w:val="A79A4CA4"/>
@@ -8978,7 +10099,7 @@
       </w:rPr>
     </w:lvl>
   </w:abstractNum>
-  <w:abstractNum w:abstractNumId="21">
+  <w:abstractNum w:abstractNumId="24" w15:restartNumberingAfterBreak="0">
     <w:nsid w:val="50D07CB2"/>
     <w:multiLevelType w:val="multilevel"/>
     <w:tmpl w:val="0408001F"/>
@@ -9064,7 +10185,7 @@
       </w:pPr>
     </w:lvl>
   </w:abstractNum>
-  <w:abstractNum w:abstractNumId="22">
+  <w:abstractNum w:abstractNumId="25" w15:restartNumberingAfterBreak="0">
     <w:nsid w:val="573E1CD7"/>
     <w:multiLevelType w:val="multilevel"/>
     <w:tmpl w:val="4726DCE2"/>
@@ -9177,7 +10298,7 @@
       </w:pPr>
     </w:lvl>
   </w:abstractNum>
-  <w:abstractNum w:abstractNumId="23">
+  <w:abstractNum w:abstractNumId="26" w15:restartNumberingAfterBreak="0">
     <w:nsid w:val="5A454B21"/>
     <w:multiLevelType w:val="hybridMultilevel"/>
     <w:tmpl w:val="E7A8A8D6"/>
@@ -9290,7 +10411,120 @@
       </w:rPr>
     </w:lvl>
   </w:abstractNum>
-  <w:abstractNum w:abstractNumId="24">
+  <w:abstractNum w:abstractNumId="27" w15:restartNumberingAfterBreak="0">
+    <w:nsid w:val="61194FF5"/>
+    <w:multiLevelType w:val="multilevel"/>
+    <w:tmpl w:val="A142EDE0"/>
+    <w:lvl w:ilvl="0">
+      <w:start w:val="1"/>
+      <w:numFmt w:val="decimal"/>
+      <w:lvlText w:val="%1)"/>
+      <w:lvlJc w:val="left"/>
+      <w:pPr>
+        <w:ind w:left="360" w:hanging="360"/>
+      </w:pPr>
+      <w:rPr>
+        <w:rFonts w:hint="default"/>
+        <w:sz w:val="20"/>
+      </w:rPr>
+    </w:lvl>
+    <w:lvl w:ilvl="1">
+      <w:start w:val="1"/>
+      <w:numFmt w:val="lowerLetter"/>
+      <w:lvlText w:val="%2)"/>
+      <w:lvlJc w:val="left"/>
+      <w:pPr>
+        <w:ind w:left="720" w:hanging="360"/>
+      </w:pPr>
+      <w:rPr>
+        <w:rFonts w:hint="default"/>
+      </w:rPr>
+    </w:lvl>
+    <w:lvl w:ilvl="2">
+      <w:start w:val="1"/>
+      <w:numFmt w:val="decimal"/>
+      <w:lvlText w:val="%3."/>
+      <w:lvlJc w:val="left"/>
+      <w:pPr>
+        <w:ind w:left="1080" w:hanging="360"/>
+      </w:pPr>
+    </w:lvl>
+    <w:lvl w:ilvl="3">
+      <w:start w:val="1"/>
+      <w:numFmt w:val="decimal"/>
+      <w:lvlText w:val="(%4)"/>
+      <w:lvlJc w:val="left"/>
+      <w:pPr>
+        <w:ind w:left="1440" w:hanging="360"/>
+      </w:pPr>
+      <w:rPr>
+        <w:rFonts w:hint="default"/>
+        <w:b/>
+      </w:rPr>
+    </w:lvl>
+    <w:lvl w:ilvl="4">
+      <w:start w:val="1"/>
+      <w:numFmt w:val="lowerLetter"/>
+      <w:lvlText w:val="(%5)"/>
+      <w:lvlJc w:val="left"/>
+      <w:pPr>
+        <w:ind w:left="1800" w:hanging="360"/>
+      </w:pPr>
+      <w:rPr>
+        <w:rFonts w:hint="default"/>
+        <w:b/>
+      </w:rPr>
+    </w:lvl>
+    <w:lvl w:ilvl="5">
+      <w:start w:val="1"/>
+      <w:numFmt w:val="decimal"/>
+      <w:lvlText w:val="%6."/>
+      <w:lvlJc w:val="left"/>
+      <w:pPr>
+        <w:ind w:left="2160" w:hanging="360"/>
+      </w:pPr>
+    </w:lvl>
+    <w:lvl w:ilvl="6">
+      <w:start w:val="1"/>
+      <w:numFmt w:val="decimal"/>
+      <w:lvlText w:val="%7."/>
+      <w:lvlJc w:val="left"/>
+      <w:pPr>
+        <w:ind w:left="2520" w:hanging="360"/>
+      </w:pPr>
+      <w:rPr>
+        <w:rFonts w:hint="default"/>
+        <w:sz w:val="20"/>
+      </w:rPr>
+    </w:lvl>
+    <w:lvl w:ilvl="7">
+      <w:start w:val="1"/>
+      <w:numFmt w:val="lowerLetter"/>
+      <w:lvlText w:val="%8."/>
+      <w:lvlJc w:val="left"/>
+      <w:pPr>
+        <w:ind w:left="2880" w:hanging="360"/>
+      </w:pPr>
+      <w:rPr>
+        <w:rFonts w:hint="default"/>
+        <w:sz w:val="20"/>
+      </w:rPr>
+    </w:lvl>
+    <w:lvl w:ilvl="8">
+      <w:start w:val="1"/>
+      <w:numFmt w:val="lowerRoman"/>
+      <w:lvlText w:val="%9."/>
+      <w:lvlJc w:val="left"/>
+      <w:pPr>
+        <w:ind w:left="3240" w:hanging="360"/>
+      </w:pPr>
+      <w:rPr>
+        <w:rFonts w:hint="default"/>
+        <w:sz w:val="20"/>
+      </w:rPr>
+    </w:lvl>
+  </w:abstractNum>
+  <w:abstractNum w:abstractNumId="28" w15:restartNumberingAfterBreak="0">
     <w:nsid w:val="6D342285"/>
     <w:multiLevelType w:val="hybridMultilevel"/>
     <w:tmpl w:val="E30E4B5C"/>
@@ -9403,7 +10637,7 @@
       </w:rPr>
     </w:lvl>
   </w:abstractNum>
-  <w:abstractNum w:abstractNumId="25">
+  <w:abstractNum w:abstractNumId="29" w15:restartNumberingAfterBreak="0">
     <w:nsid w:val="6E673809"/>
     <w:multiLevelType w:val="hybridMultilevel"/>
     <w:tmpl w:val="838AD6C4"/>
@@ -9516,7 +10750,7 @@
       </w:rPr>
     </w:lvl>
   </w:abstractNum>
-  <w:abstractNum w:abstractNumId="26">
+  <w:abstractNum w:abstractNumId="30" w15:restartNumberingAfterBreak="0">
     <w:nsid w:val="70025DF4"/>
     <w:multiLevelType w:val="hybridMultilevel"/>
     <w:tmpl w:val="30EADD52"/>
@@ -9629,7 +10863,7 @@
       </w:rPr>
     </w:lvl>
   </w:abstractNum>
-  <w:abstractNum w:abstractNumId="27">
+  <w:abstractNum w:abstractNumId="31" w15:restartNumberingAfterBreak="0">
     <w:nsid w:val="71F10951"/>
     <w:multiLevelType w:val="hybridMultilevel"/>
     <w:tmpl w:val="110C5660"/>
@@ -9742,7 +10976,7 @@
       </w:rPr>
     </w:lvl>
   </w:abstractNum>
-  <w:abstractNum w:abstractNumId="28">
+  <w:abstractNum w:abstractNumId="32" w15:restartNumberingAfterBreak="0">
     <w:nsid w:val="7A5845BA"/>
     <w:multiLevelType w:val="hybridMultilevel"/>
     <w:tmpl w:val="7FEACCCE"/>
@@ -9828,10 +11062,323 @@
       </w:pPr>
     </w:lvl>
   </w:abstractNum>
-  <w:abstractNum w:abstractNumId="29">
+  <w:abstractNum w:abstractNumId="33" w15:restartNumberingAfterBreak="0">
     <w:nsid w:val="7B09608A"/>
     <w:multiLevelType w:val="multilevel"/>
-    <w:tmpl w:val="5FAEFA3E"/>
+    <w:tmpl w:val="E5245628"/>
+    <w:lvl w:ilvl="0">
+      <w:start w:val="1"/>
+      <w:numFmt w:val="decimal"/>
+      <w:lvlText w:val="%1)"/>
+      <w:lvlJc w:val="left"/>
+      <w:pPr>
+        <w:ind w:left="360" w:hanging="360"/>
+      </w:pPr>
+      <w:rPr>
+        <w:rFonts w:hint="default"/>
+        <w:sz w:val="20"/>
+      </w:rPr>
+    </w:lvl>
+    <w:lvl w:ilvl="1">
+      <w:start w:val="1"/>
+      <w:numFmt w:val="lowerLetter"/>
+      <w:lvlText w:val="%2)"/>
+      <w:lvlJc w:val="left"/>
+      <w:pPr>
+        <w:ind w:left="720" w:hanging="360"/>
+      </w:pPr>
+      <w:rPr>
+        <w:rFonts w:hint="default"/>
+      </w:rPr>
+    </w:lvl>
+    <w:lvl w:ilvl="2">
+      <w:start w:val="1"/>
+      <w:numFmt w:val="lowerRoman"/>
+      <w:lvlText w:val="%3)"/>
+      <w:lvlJc w:val="left"/>
+      <w:pPr>
+        <w:ind w:left="1080" w:hanging="360"/>
+      </w:pPr>
+      <w:rPr>
+        <w:rFonts w:hint="default"/>
+        <w:sz w:val="20"/>
+      </w:rPr>
+    </w:lvl>
+    <w:lvl w:ilvl="3">
+      <w:start w:val="1"/>
+      <w:numFmt w:val="decimal"/>
+      <w:lvlText w:val="(%4)"/>
+      <w:lvlJc w:val="left"/>
+      <w:pPr>
+        <w:ind w:left="1440" w:hanging="360"/>
+      </w:pPr>
+      <w:rPr>
+        <w:rFonts w:hint="default"/>
+        <w:b/>
+      </w:rPr>
+    </w:lvl>
+    <w:lvl w:ilvl="4">
+      <w:start w:val="1"/>
+      <w:numFmt w:val="lowerLetter"/>
+      <w:lvlText w:val="(%5)"/>
+      <w:lvlJc w:val="left"/>
+      <w:pPr>
+        <w:ind w:left="1800" w:hanging="360"/>
+      </w:pPr>
+      <w:rPr>
+        <w:rFonts w:hint="default"/>
+        <w:b/>
+      </w:rPr>
+    </w:lvl>
+    <w:lvl w:ilvl="5">
+      <w:start w:val="1"/>
+      <w:numFmt w:val="decimal"/>
+      <w:lvlText w:val="%6."/>
+      <w:lvlJc w:val="left"/>
+      <w:pPr>
+        <w:ind w:left="2160" w:hanging="360"/>
+      </w:pPr>
+    </w:lvl>
+    <w:lvl w:ilvl="6">
+      <w:start w:val="1"/>
+      <w:numFmt w:val="decimal"/>
+      <w:lvlText w:val="%7."/>
+      <w:lvlJc w:val="left"/>
+      <w:pPr>
+        <w:ind w:left="2520" w:hanging="360"/>
+      </w:pPr>
+      <w:rPr>
+        <w:rFonts w:hint="default"/>
+        <w:sz w:val="20"/>
+      </w:rPr>
+    </w:lvl>
+    <w:lvl w:ilvl="7">
+      <w:start w:val="1"/>
+      <w:numFmt w:val="lowerLetter"/>
+      <w:lvlText w:val="%8."/>
+      <w:lvlJc w:val="left"/>
+      <w:pPr>
+        <w:ind w:left="2880" w:hanging="360"/>
+      </w:pPr>
+      <w:rPr>
+        <w:rFonts w:hint="default"/>
+        <w:sz w:val="20"/>
+      </w:rPr>
+    </w:lvl>
+    <w:lvl w:ilvl="8">
+      <w:start w:val="1"/>
+      <w:numFmt w:val="lowerRoman"/>
+      <w:lvlText w:val="%9."/>
+      <w:lvlJc w:val="left"/>
+      <w:pPr>
+        <w:ind w:left="3240" w:hanging="360"/>
+      </w:pPr>
+      <w:rPr>
+        <w:rFonts w:hint="default"/>
+        <w:sz w:val="20"/>
+      </w:rPr>
+    </w:lvl>
+  </w:abstractNum>
+  <w:abstractNum w:abstractNumId="34" w15:restartNumberingAfterBreak="0">
+    <w:nsid w:val="7D6E2774"/>
+    <w:multiLevelType w:val="multilevel"/>
+    <w:tmpl w:val="0408001F"/>
+    <w:lvl w:ilvl="0">
+      <w:start w:val="1"/>
+      <w:numFmt w:val="decimal"/>
+      <w:lvlText w:val="%1."/>
+      <w:lvlJc w:val="left"/>
+      <w:pPr>
+        <w:ind w:left="360" w:hanging="360"/>
+      </w:pPr>
+    </w:lvl>
+    <w:lvl w:ilvl="1">
+      <w:start w:val="1"/>
+      <w:numFmt w:val="decimal"/>
+      <w:lvlText w:val="%1.%2."/>
+      <w:lvlJc w:val="left"/>
+      <w:pPr>
+        <w:ind w:left="792" w:hanging="432"/>
+      </w:pPr>
+    </w:lvl>
+    <w:lvl w:ilvl="2">
+      <w:start w:val="1"/>
+      <w:numFmt w:val="decimal"/>
+      <w:lvlText w:val="%1.%2.%3."/>
+      <w:lvlJc w:val="left"/>
+      <w:pPr>
+        <w:ind w:left="1224" w:hanging="504"/>
+      </w:pPr>
+    </w:lvl>
+    <w:lvl w:ilvl="3">
+      <w:start w:val="1"/>
+      <w:numFmt w:val="decimal"/>
+      <w:lvlText w:val="%1.%2.%3.%4."/>
+      <w:lvlJc w:val="left"/>
+      <w:pPr>
+        <w:ind w:left="1728" w:hanging="648"/>
+      </w:pPr>
+    </w:lvl>
+    <w:lvl w:ilvl="4">
+      <w:start w:val="1"/>
+      <w:numFmt w:val="decimal"/>
+      <w:lvlText w:val="%1.%2.%3.%4.%5."/>
+      <w:lvlJc w:val="left"/>
+      <w:pPr>
+        <w:ind w:left="2232" w:hanging="792"/>
+      </w:pPr>
+    </w:lvl>
+    <w:lvl w:ilvl="5">
+      <w:start w:val="1"/>
+      <w:numFmt w:val="decimal"/>
+      <w:lvlText w:val="%1.%2.%3.%4.%5.%6."/>
+      <w:lvlJc w:val="left"/>
+      <w:pPr>
+        <w:ind w:left="2736" w:hanging="936"/>
+      </w:pPr>
+    </w:lvl>
+    <w:lvl w:ilvl="6">
+      <w:start w:val="1"/>
+      <w:numFmt w:val="decimal"/>
+      <w:lvlText w:val="%1.%2.%3.%4.%5.%6.%7."/>
+      <w:lvlJc w:val="left"/>
+      <w:pPr>
+        <w:ind w:left="3240" w:hanging="1080"/>
+      </w:pPr>
+    </w:lvl>
+    <w:lvl w:ilvl="7">
+      <w:start w:val="1"/>
+      <w:numFmt w:val="decimal"/>
+      <w:lvlText w:val="%1.%2.%3.%4.%5.%6.%7.%8."/>
+      <w:lvlJc w:val="left"/>
+      <w:pPr>
+        <w:ind w:left="3744" w:hanging="1224"/>
+      </w:pPr>
+    </w:lvl>
+    <w:lvl w:ilvl="8">
+      <w:start w:val="1"/>
+      <w:numFmt w:val="decimal"/>
+      <w:lvlText w:val="%1.%2.%3.%4.%5.%6.%7.%8.%9."/>
+      <w:lvlJc w:val="left"/>
+      <w:pPr>
+        <w:ind w:left="4320" w:hanging="1440"/>
+      </w:pPr>
+    </w:lvl>
+  </w:abstractNum>
+  <w:abstractNum w:abstractNumId="35" w15:restartNumberingAfterBreak="0">
+    <w:nsid w:val="7DD51C22"/>
+    <w:multiLevelType w:val="multilevel"/>
+    <w:tmpl w:val="7CFEA3B4"/>
+    <w:lvl w:ilvl="0">
+      <w:start w:val="1"/>
+      <w:numFmt w:val="decimal"/>
+      <w:lvlText w:val="%1)"/>
+      <w:lvlJc w:val="left"/>
+      <w:pPr>
+        <w:ind w:left="360" w:hanging="360"/>
+      </w:pPr>
+      <w:rPr>
+        <w:rFonts w:hint="default"/>
+        <w:sz w:val="20"/>
+      </w:rPr>
+    </w:lvl>
+    <w:lvl w:ilvl="1">
+      <w:start w:val="1"/>
+      <w:numFmt w:val="decimal"/>
+      <w:lvlText w:val="%2."/>
+      <w:lvlJc w:val="left"/>
+      <w:pPr>
+        <w:ind w:left="720" w:hanging="360"/>
+      </w:pPr>
+    </w:lvl>
+    <w:lvl w:ilvl="2">
+      <w:start w:val="1"/>
+      <w:numFmt w:val="decimal"/>
+      <w:lvlText w:val="%3."/>
+      <w:lvlJc w:val="left"/>
+      <w:pPr>
+        <w:ind w:left="1080" w:hanging="360"/>
+      </w:pPr>
+    </w:lvl>
+    <w:lvl w:ilvl="3">
+      <w:start w:val="1"/>
+      <w:numFmt w:val="decimal"/>
+      <w:lvlText w:val="(%4)"/>
+      <w:lvlJc w:val="left"/>
+      <w:pPr>
+        <w:ind w:left="1440" w:hanging="360"/>
+      </w:pPr>
+      <w:rPr>
+        <w:rFonts w:hint="default"/>
+        <w:b/>
+      </w:rPr>
+    </w:lvl>
+    <w:lvl w:ilvl="4">
+      <w:start w:val="1"/>
+      <w:numFmt w:val="lowerLetter"/>
+      <w:lvlText w:val="(%5)"/>
+      <w:lvlJc w:val="left"/>
+      <w:pPr>
+        <w:ind w:left="1800" w:hanging="360"/>
+      </w:pPr>
+      <w:rPr>
+        <w:rFonts w:hint="default"/>
+        <w:b/>
+      </w:rPr>
+    </w:lvl>
+    <w:lvl w:ilvl="5">
+      <w:start w:val="1"/>
+      <w:numFmt w:val="decimal"/>
+      <w:lvlText w:val="%6."/>
+      <w:lvlJc w:val="left"/>
+      <w:pPr>
+        <w:ind w:left="2160" w:hanging="360"/>
+      </w:pPr>
+    </w:lvl>
+    <w:lvl w:ilvl="6">
+      <w:start w:val="1"/>
+      <w:numFmt w:val="decimal"/>
+      <w:lvlText w:val="%7."/>
+      <w:lvlJc w:val="left"/>
+      <w:pPr>
+        <w:ind w:left="2520" w:hanging="360"/>
+      </w:pPr>
+      <w:rPr>
+        <w:rFonts w:hint="default"/>
+        <w:sz w:val="20"/>
+      </w:rPr>
+    </w:lvl>
+    <w:lvl w:ilvl="7">
+      <w:start w:val="1"/>
+      <w:numFmt w:val="lowerLetter"/>
+      <w:lvlText w:val="%8."/>
+      <w:lvlJc w:val="left"/>
+      <w:pPr>
+        <w:ind w:left="2880" w:hanging="360"/>
+      </w:pPr>
+      <w:rPr>
+        <w:rFonts w:hint="default"/>
+        <w:sz w:val="20"/>
+      </w:rPr>
+    </w:lvl>
+    <w:lvl w:ilvl="8">
+      <w:start w:val="1"/>
+      <w:numFmt w:val="lowerRoman"/>
+      <w:lvlText w:val="%9."/>
+      <w:lvlJc w:val="left"/>
+      <w:pPr>
+        <w:ind w:left="3240" w:hanging="360"/>
+      </w:pPr>
+      <w:rPr>
+        <w:rFonts w:hint="default"/>
+        <w:sz w:val="20"/>
+      </w:rPr>
+    </w:lvl>
+  </w:abstractNum>
+  <w:abstractNum w:abstractNumId="36" w15:restartNumberingAfterBreak="0">
+    <w:nsid w:val="7F5A0003"/>
+    <w:multiLevelType w:val="multilevel"/>
+    <w:tmpl w:val="68085BFA"/>
     <w:lvl w:ilvl="0">
       <w:start w:val="1"/>
       <w:numFmt w:val="bullet"/>
@@ -9848,19 +11395,23 @@
         <w:sz w:val="20"/>
       </w:rPr>
     </w:lvl>
-    <w:lvl w:ilvl="1">
-      <w:start w:val="1"/>
-      <w:numFmt w:val="decimal"/>
-      <w:lvlText w:val="(%2)"/>
-      <w:lvlJc w:val="left"/>
-      <w:pPr>
-        <w:ind w:left="450" w:hanging="360"/>
-      </w:pPr>
-      <w:rPr>
-        <w:rFonts w:hint="default"/>
-      </w:rPr>
-    </w:lvl>
-    <w:lvl w:ilvl="2">
+    <w:lvl w:ilvl="1" w:tentative="1">
+      <w:start w:val="1"/>
+      <w:numFmt w:val="bullet"/>
+      <w:lvlText w:val="o"/>
+      <w:lvlJc w:val="left"/>
+      <w:pPr>
+        <w:tabs>
+          <w:tab w:val="num" w:pos="1440"/>
+        </w:tabs>
+        <w:ind w:left="1440" w:hanging="360"/>
+      </w:pPr>
+      <w:rPr>
+        <w:rFonts w:ascii="Courier New" w:hAnsi="Courier New" w:hint="default"/>
+        <w:sz w:val="20"/>
+      </w:rPr>
+    </w:lvl>
+    <w:lvl w:ilvl="2" w:tentative="1">
       <w:start w:val="1"/>
       <w:numFmt w:val="bullet"/>
       <w:lvlText w:val=""/>
@@ -9876,30 +11427,36 @@
         <w:sz w:val="20"/>
       </w:rPr>
     </w:lvl>
-    <w:lvl w:ilvl="3">
-      <w:start w:val="1"/>
-      <w:numFmt w:val="decimal"/>
-      <w:lvlText w:val="(%4)"/>
-      <w:lvlJc w:val="left"/>
-      <w:pPr>
+    <w:lvl w:ilvl="3" w:tentative="1">
+      <w:start w:val="1"/>
+      <w:numFmt w:val="bullet"/>
+      <w:lvlText w:val=""/>
+      <w:lvlJc w:val="left"/>
+      <w:pPr>
+        <w:tabs>
+          <w:tab w:val="num" w:pos="2880"/>
+        </w:tabs>
         <w:ind w:left="2880" w:hanging="360"/>
       </w:pPr>
       <w:rPr>
-        <w:rFonts w:hint="default"/>
-        <w:b/>
-      </w:rPr>
-    </w:lvl>
-    <w:lvl w:ilvl="4">
-      <w:start w:val="1"/>
-      <w:numFmt w:val="decimal"/>
-      <w:lvlText w:val="(%5)"/>
-      <w:lvlJc w:val="left"/>
-      <w:pPr>
+        <w:rFonts w:ascii="Wingdings" w:hAnsi="Wingdings" w:hint="default"/>
+        <w:sz w:val="20"/>
+      </w:rPr>
+    </w:lvl>
+    <w:lvl w:ilvl="4" w:tentative="1">
+      <w:start w:val="1"/>
+      <w:numFmt w:val="bullet"/>
+      <w:lvlText w:val=""/>
+      <w:lvlJc w:val="left"/>
+      <w:pPr>
+        <w:tabs>
+          <w:tab w:val="num" w:pos="3600"/>
+        </w:tabs>
         <w:ind w:left="3600" w:hanging="360"/>
       </w:pPr>
       <w:rPr>
-        <w:rFonts w:hint="default"/>
-        <w:b/>
+        <w:rFonts w:ascii="Wingdings" w:hAnsi="Wingdings" w:hint="default"/>
+        <w:sz w:val="20"/>
       </w:rPr>
     </w:lvl>
     <w:lvl w:ilvl="5" w:tentative="1">
@@ -9967,242 +11524,7 @@
       </w:rPr>
     </w:lvl>
   </w:abstractNum>
-  <w:abstractNum w:abstractNumId="30">
-    <w:nsid w:val="7D6E2774"/>
-    <w:multiLevelType w:val="multilevel"/>
-    <w:tmpl w:val="0408001F"/>
-    <w:lvl w:ilvl="0">
-      <w:start w:val="1"/>
-      <w:numFmt w:val="decimal"/>
-      <w:lvlText w:val="%1."/>
-      <w:lvlJc w:val="left"/>
-      <w:pPr>
-        <w:ind w:left="360" w:hanging="360"/>
-      </w:pPr>
-    </w:lvl>
-    <w:lvl w:ilvl="1">
-      <w:start w:val="1"/>
-      <w:numFmt w:val="decimal"/>
-      <w:lvlText w:val="%1.%2."/>
-      <w:lvlJc w:val="left"/>
-      <w:pPr>
-        <w:ind w:left="792" w:hanging="432"/>
-      </w:pPr>
-    </w:lvl>
-    <w:lvl w:ilvl="2">
-      <w:start w:val="1"/>
-      <w:numFmt w:val="decimal"/>
-      <w:lvlText w:val="%1.%2.%3."/>
-      <w:lvlJc w:val="left"/>
-      <w:pPr>
-        <w:ind w:left="1224" w:hanging="504"/>
-      </w:pPr>
-    </w:lvl>
-    <w:lvl w:ilvl="3">
-      <w:start w:val="1"/>
-      <w:numFmt w:val="decimal"/>
-      <w:lvlText w:val="%1.%2.%3.%4."/>
-      <w:lvlJc w:val="left"/>
-      <w:pPr>
-        <w:ind w:left="1728" w:hanging="648"/>
-      </w:pPr>
-    </w:lvl>
-    <w:lvl w:ilvl="4">
-      <w:start w:val="1"/>
-      <w:numFmt w:val="decimal"/>
-      <w:lvlText w:val="%1.%2.%3.%4.%5."/>
-      <w:lvlJc w:val="left"/>
-      <w:pPr>
-        <w:ind w:left="2232" w:hanging="792"/>
-      </w:pPr>
-    </w:lvl>
-    <w:lvl w:ilvl="5">
-      <w:start w:val="1"/>
-      <w:numFmt w:val="decimal"/>
-      <w:lvlText w:val="%1.%2.%3.%4.%5.%6."/>
-      <w:lvlJc w:val="left"/>
-      <w:pPr>
-        <w:ind w:left="2736" w:hanging="936"/>
-      </w:pPr>
-    </w:lvl>
-    <w:lvl w:ilvl="6">
-      <w:start w:val="1"/>
-      <w:numFmt w:val="decimal"/>
-      <w:lvlText w:val="%1.%2.%3.%4.%5.%6.%7."/>
-      <w:lvlJc w:val="left"/>
-      <w:pPr>
-        <w:ind w:left="3240" w:hanging="1080"/>
-      </w:pPr>
-    </w:lvl>
-    <w:lvl w:ilvl="7">
-      <w:start w:val="1"/>
-      <w:numFmt w:val="decimal"/>
-      <w:lvlText w:val="%1.%2.%3.%4.%5.%6.%7.%8."/>
-      <w:lvlJc w:val="left"/>
-      <w:pPr>
-        <w:ind w:left="3744" w:hanging="1224"/>
-      </w:pPr>
-    </w:lvl>
-    <w:lvl w:ilvl="8">
-      <w:start w:val="1"/>
-      <w:numFmt w:val="decimal"/>
-      <w:lvlText w:val="%1.%2.%3.%4.%5.%6.%7.%8.%9."/>
-      <w:lvlJc w:val="left"/>
-      <w:pPr>
-        <w:ind w:left="4320" w:hanging="1440"/>
-      </w:pPr>
-    </w:lvl>
-  </w:abstractNum>
-  <w:abstractNum w:abstractNumId="31">
-    <w:nsid w:val="7F5A0003"/>
-    <w:multiLevelType w:val="multilevel"/>
-    <w:tmpl w:val="68085BFA"/>
-    <w:lvl w:ilvl="0">
-      <w:start w:val="1"/>
-      <w:numFmt w:val="bullet"/>
-      <w:lvlText w:val=""/>
-      <w:lvlJc w:val="left"/>
-      <w:pPr>
-        <w:tabs>
-          <w:tab w:val="num" w:pos="720"/>
-        </w:tabs>
-        <w:ind w:left="720" w:hanging="360"/>
-      </w:pPr>
-      <w:rPr>
-        <w:rFonts w:ascii="Symbol" w:hAnsi="Symbol" w:hint="default"/>
-        <w:sz w:val="20"/>
-      </w:rPr>
-    </w:lvl>
-    <w:lvl w:ilvl="1" w:tentative="1">
-      <w:start w:val="1"/>
-      <w:numFmt w:val="bullet"/>
-      <w:lvlText w:val="o"/>
-      <w:lvlJc w:val="left"/>
-      <w:pPr>
-        <w:tabs>
-          <w:tab w:val="num" w:pos="1440"/>
-        </w:tabs>
-        <w:ind w:left="1440" w:hanging="360"/>
-      </w:pPr>
-      <w:rPr>
-        <w:rFonts w:ascii="Courier New" w:hAnsi="Courier New" w:hint="default"/>
-        <w:sz w:val="20"/>
-      </w:rPr>
-    </w:lvl>
-    <w:lvl w:ilvl="2" w:tentative="1">
-      <w:start w:val="1"/>
-      <w:numFmt w:val="bullet"/>
-      <w:lvlText w:val=""/>
-      <w:lvlJc w:val="left"/>
-      <w:pPr>
-        <w:tabs>
-          <w:tab w:val="num" w:pos="2160"/>
-        </w:tabs>
-        <w:ind w:left="2160" w:hanging="360"/>
-      </w:pPr>
-      <w:rPr>
-        <w:rFonts w:ascii="Wingdings" w:hAnsi="Wingdings" w:hint="default"/>
-        <w:sz w:val="20"/>
-      </w:rPr>
-    </w:lvl>
-    <w:lvl w:ilvl="3" w:tentative="1">
-      <w:start w:val="1"/>
-      <w:numFmt w:val="bullet"/>
-      <w:lvlText w:val=""/>
-      <w:lvlJc w:val="left"/>
-      <w:pPr>
-        <w:tabs>
-          <w:tab w:val="num" w:pos="2880"/>
-        </w:tabs>
-        <w:ind w:left="2880" w:hanging="360"/>
-      </w:pPr>
-      <w:rPr>
-        <w:rFonts w:ascii="Wingdings" w:hAnsi="Wingdings" w:hint="default"/>
-        <w:sz w:val="20"/>
-      </w:rPr>
-    </w:lvl>
-    <w:lvl w:ilvl="4" w:tentative="1">
-      <w:start w:val="1"/>
-      <w:numFmt w:val="bullet"/>
-      <w:lvlText w:val=""/>
-      <w:lvlJc w:val="left"/>
-      <w:pPr>
-        <w:tabs>
-          <w:tab w:val="num" w:pos="3600"/>
-        </w:tabs>
-        <w:ind w:left="3600" w:hanging="360"/>
-      </w:pPr>
-      <w:rPr>
-        <w:rFonts w:ascii="Wingdings" w:hAnsi="Wingdings" w:hint="default"/>
-        <w:sz w:val="20"/>
-      </w:rPr>
-    </w:lvl>
-    <w:lvl w:ilvl="5" w:tentative="1">
-      <w:start w:val="1"/>
-      <w:numFmt w:val="bullet"/>
-      <w:lvlText w:val=""/>
-      <w:lvlJc w:val="left"/>
-      <w:pPr>
-        <w:tabs>
-          <w:tab w:val="num" w:pos="4320"/>
-        </w:tabs>
-        <w:ind w:left="4320" w:hanging="360"/>
-      </w:pPr>
-      <w:rPr>
-        <w:rFonts w:ascii="Wingdings" w:hAnsi="Wingdings" w:hint="default"/>
-        <w:sz w:val="20"/>
-      </w:rPr>
-    </w:lvl>
-    <w:lvl w:ilvl="6" w:tentative="1">
-      <w:start w:val="1"/>
-      <w:numFmt w:val="bullet"/>
-      <w:lvlText w:val=""/>
-      <w:lvlJc w:val="left"/>
-      <w:pPr>
-        <w:tabs>
-          <w:tab w:val="num" w:pos="5040"/>
-        </w:tabs>
-        <w:ind w:left="5040" w:hanging="360"/>
-      </w:pPr>
-      <w:rPr>
-        <w:rFonts w:ascii="Wingdings" w:hAnsi="Wingdings" w:hint="default"/>
-        <w:sz w:val="20"/>
-      </w:rPr>
-    </w:lvl>
-    <w:lvl w:ilvl="7" w:tentative="1">
-      <w:start w:val="1"/>
-      <w:numFmt w:val="bullet"/>
-      <w:lvlText w:val=""/>
-      <w:lvlJc w:val="left"/>
-      <w:pPr>
-        <w:tabs>
-          <w:tab w:val="num" w:pos="5760"/>
-        </w:tabs>
-        <w:ind w:left="5760" w:hanging="360"/>
-      </w:pPr>
-      <w:rPr>
-        <w:rFonts w:ascii="Wingdings" w:hAnsi="Wingdings" w:hint="default"/>
-        <w:sz w:val="20"/>
-      </w:rPr>
-    </w:lvl>
-    <w:lvl w:ilvl="8" w:tentative="1">
-      <w:start w:val="1"/>
-      <w:numFmt w:val="bullet"/>
-      <w:lvlText w:val=""/>
-      <w:lvlJc w:val="left"/>
-      <w:pPr>
-        <w:tabs>
-          <w:tab w:val="num" w:pos="6480"/>
-        </w:tabs>
-        <w:ind w:left="6480" w:hanging="360"/>
-      </w:pPr>
-      <w:rPr>
-        <w:rFonts w:ascii="Wingdings" w:hAnsi="Wingdings" w:hint="default"/>
-        <w:sz w:val="20"/>
-      </w:rPr>
-    </w:lvl>
-  </w:abstractNum>
-  <w:abstractNum w:abstractNumId="32">
+  <w:abstractNum w:abstractNumId="37" w15:restartNumberingAfterBreak="0">
     <w:nsid w:val="7FF942C6"/>
     <w:multiLevelType w:val="multilevel"/>
     <w:tmpl w:val="0408001F"/>
@@ -10288,110 +11610,125 @@
       </w:pPr>
     </w:lvl>
   </w:abstractNum>
-  <w:num w:numId="1">
+  <w:num w:numId="1" w16cid:durableId="84766679">
+    <w:abstractNumId w:val="34"/>
+  </w:num>
+  <w:num w:numId="2" w16cid:durableId="493299480">
+    <w:abstractNumId w:val="24"/>
+  </w:num>
+  <w:num w:numId="3" w16cid:durableId="1779399996">
+    <w:abstractNumId w:val="37"/>
+  </w:num>
+  <w:num w:numId="4" w16cid:durableId="240800960">
+    <w:abstractNumId w:val="22"/>
+  </w:num>
+  <w:num w:numId="5" w16cid:durableId="64450365">
+    <w:abstractNumId w:val="7"/>
+  </w:num>
+  <w:num w:numId="6" w16cid:durableId="1481145922">
+    <w:abstractNumId w:val="36"/>
+  </w:num>
+  <w:num w:numId="7" w16cid:durableId="1317684273">
+    <w:abstractNumId w:val="1"/>
+  </w:num>
+  <w:num w:numId="8" w16cid:durableId="1869756114">
+    <w:abstractNumId w:val="21"/>
+  </w:num>
+  <w:num w:numId="9" w16cid:durableId="316033824">
+    <w:abstractNumId w:val="13"/>
+  </w:num>
+  <w:num w:numId="10" w16cid:durableId="690109652">
+    <w:abstractNumId w:val="6"/>
+  </w:num>
+  <w:num w:numId="11" w16cid:durableId="319577068">
+    <w:abstractNumId w:val="33"/>
+  </w:num>
+  <w:num w:numId="12" w16cid:durableId="1415011088">
+    <w:abstractNumId w:val="25"/>
+  </w:num>
+  <w:num w:numId="13" w16cid:durableId="300117112">
+    <w:abstractNumId w:val="4"/>
+  </w:num>
+  <w:num w:numId="14" w16cid:durableId="1965958264">
+    <w:abstractNumId w:val="10"/>
+  </w:num>
+  <w:num w:numId="15" w16cid:durableId="1752124078">
+    <w:abstractNumId w:val="32"/>
+  </w:num>
+  <w:num w:numId="16" w16cid:durableId="1144154453">
+    <w:abstractNumId w:val="15"/>
+  </w:num>
+  <w:num w:numId="17" w16cid:durableId="661928583">
+    <w:abstractNumId w:val="12"/>
+  </w:num>
+  <w:num w:numId="18" w16cid:durableId="2016808226">
     <w:abstractNumId w:val="30"/>
   </w:num>
-  <w:num w:numId="2">
-    <w:abstractNumId w:val="21"/>
+  <w:num w:numId="19" w16cid:durableId="366487215">
+    <w:abstractNumId w:val="17"/>
   </w:num>
-  <w:num w:numId="3">
-    <w:abstractNumId w:val="32"/>
+  <w:num w:numId="20" w16cid:durableId="1741906823">
+    <w:abstractNumId w:val="29"/>
   </w:num>
-  <w:num w:numId="4">
+  <w:num w:numId="21" w16cid:durableId="1210344133">
+    <w:abstractNumId w:val="8"/>
+  </w:num>
+  <w:num w:numId="22" w16cid:durableId="234055531">
+    <w:abstractNumId w:val="11"/>
+  </w:num>
+  <w:num w:numId="23" w16cid:durableId="1466317073">
+    <w:abstractNumId w:val="31"/>
+  </w:num>
+  <w:num w:numId="24" w16cid:durableId="1327055180">
+    <w:abstractNumId w:val="9"/>
+  </w:num>
+  <w:num w:numId="25" w16cid:durableId="797916999">
+    <w:abstractNumId w:val="14"/>
+  </w:num>
+  <w:num w:numId="26" w16cid:durableId="306131237">
+    <w:abstractNumId w:val="23"/>
+  </w:num>
+  <w:num w:numId="27" w16cid:durableId="490487214">
+    <w:abstractNumId w:val="2"/>
+  </w:num>
+  <w:num w:numId="28" w16cid:durableId="569930301">
+    <w:abstractNumId w:val="26"/>
+  </w:num>
+  <w:num w:numId="29" w16cid:durableId="340401348">
+    <w:abstractNumId w:val="18"/>
+  </w:num>
+  <w:num w:numId="30" w16cid:durableId="703554989">
     <w:abstractNumId w:val="19"/>
   </w:num>
-  <w:num w:numId="5">
-    <w:abstractNumId w:val="5"/>
+  <w:num w:numId="31" w16cid:durableId="1352990840">
+    <w:abstractNumId w:val="28"/>
   </w:num>
-  <w:num w:numId="6">
-    <w:abstractNumId w:val="31"/>
+  <w:num w:numId="32" w16cid:durableId="586113745">
+    <w:abstractNumId w:val="0"/>
   </w:num>
-  <w:num w:numId="7">
-    <w:abstractNumId w:val="1"/>
+  <w:num w:numId="33" w16cid:durableId="1974435634">
+    <w:abstractNumId w:val="16"/>
   </w:num>
-  <w:num w:numId="8">
-    <w:abstractNumId w:val="18"/>
+  <w:num w:numId="34" w16cid:durableId="1160316207">
+    <w:abstractNumId w:val="20"/>
   </w:num>
-  <w:num w:numId="9">
-    <w:abstractNumId w:val="11"/>
-  </w:num>
-  <w:num w:numId="10">
-    <w:abstractNumId w:val="4"/>
-  </w:num>
-  <w:num w:numId="11">
-    <w:abstractNumId w:val="29"/>
-  </w:num>
-  <w:num w:numId="12">
-    <w:abstractNumId w:val="22"/>
-  </w:num>
-  <w:num w:numId="13">
+  <w:num w:numId="35" w16cid:durableId="1967350346">
     <w:abstractNumId w:val="3"/>
   </w:num>
-  <w:num w:numId="14">
-    <w:abstractNumId w:val="8"/>
-  </w:num>
-  <w:num w:numId="15">
-    <w:abstractNumId w:val="28"/>
-  </w:num>
-  <w:num w:numId="16">
-    <w:abstractNumId w:val="13"/>
-  </w:num>
-  <w:num w:numId="17">
-    <w:abstractNumId w:val="10"/>
-  </w:num>
-  <w:num w:numId="18">
-    <w:abstractNumId w:val="26"/>
-  </w:num>
-  <w:num w:numId="19">
-    <w:abstractNumId w:val="15"/>
-  </w:num>
-  <w:num w:numId="20">
-    <w:abstractNumId w:val="25"/>
-  </w:num>
-  <w:num w:numId="21">
-    <w:abstractNumId w:val="6"/>
-  </w:num>
-  <w:num w:numId="22">
-    <w:abstractNumId w:val="9"/>
-  </w:num>
-  <w:num w:numId="23">
+  <w:num w:numId="36" w16cid:durableId="680010079">
     <w:abstractNumId w:val="27"/>
   </w:num>
-  <w:num w:numId="24">
-    <w:abstractNumId w:val="7"/>
+  <w:num w:numId="37" w16cid:durableId="131022194">
+    <w:abstractNumId w:val="35"/>
   </w:num>
-  <w:num w:numId="25">
-    <w:abstractNumId w:val="12"/>
-  </w:num>
-  <w:num w:numId="26">
-    <w:abstractNumId w:val="20"/>
-  </w:num>
-  <w:num w:numId="27">
-    <w:abstractNumId w:val="2"/>
-  </w:num>
-  <w:num w:numId="28">
-    <w:abstractNumId w:val="23"/>
-  </w:num>
-  <w:num w:numId="29">
-    <w:abstractNumId w:val="16"/>
-  </w:num>
-  <w:num w:numId="30">
-    <w:abstractNumId w:val="17"/>
-  </w:num>
-  <w:num w:numId="31">
-    <w:abstractNumId w:val="24"/>
-  </w:num>
-  <w:num w:numId="32">
-    <w:abstractNumId w:val="0"/>
-  </w:num>
-  <w:num w:numId="33">
-    <w:abstractNumId w:val="14"/>
+  <w:num w:numId="38" w16cid:durableId="688684307">
+    <w:abstractNumId w:val="5"/>
   </w:num>
 </w:numbering>
 </file>
 
 <file path=word/styles.xml><?xml version="1.0" encoding="utf-8"?>
-<w:styles xmlns:mc="http://schemas.openxmlformats.org/markup-compatibility/2006" xmlns:r="http://schemas.openxmlformats.org/officeDocument/2006/relationships" xmlns:w="http://schemas.openxmlformats.org/wordprocessingml/2006/main" xmlns:w14="http://schemas.microsoft.com/office/word/2010/wordml" xmlns:w15="http://schemas.microsoft.com/office/word/2012/wordml" mc:Ignorable="w14 w15">
+<w:styles xmlns:mc="http://schemas.openxmlformats.org/markup-compatibility/2006" xmlns:r="http://schemas.openxmlformats.org/officeDocument/2006/relationships" xmlns:w="http://schemas.openxmlformats.org/wordprocessingml/2006/main" xmlns:w14="http://schemas.microsoft.com/office/word/2010/wordml" xmlns:w15="http://schemas.microsoft.com/office/word/2012/wordml" xmlns:w16cex="http://schemas.microsoft.com/office/word/2018/wordml/cex" xmlns:w16cid="http://schemas.microsoft.com/office/word/2016/wordml/cid" xmlns:w16="http://schemas.microsoft.com/office/word/2018/wordml" xmlns:w16du="http://schemas.microsoft.com/office/word/2023/wordml/word16du" xmlns:w16sdtdh="http://schemas.microsoft.com/office/word/2020/wordml/sdtdatahash" xmlns:w16sdtfl="http://schemas.microsoft.com/office/word/2024/wordml/sdtformatlock" xmlns:w16se="http://schemas.microsoft.com/office/word/2015/wordml/symex" mc:Ignorable="w14 w15 w16se w16cid w16 w16cex w16sdtdh w16sdtfl w16du">
   <w:docDefaults>
     <w:rPrDefault>
       <w:rPr>
@@ -10407,7 +11744,7 @@
       </w:pPr>
     </w:pPrDefault>
   </w:docDefaults>
-  <w:latentStyles w:defLockedState="0" w:defUIPriority="99" w:defSemiHidden="0" w:defUnhideWhenUsed="0" w:defQFormat="0" w:count="371">
+  <w:latentStyles w:defLockedState="0" w:defUIPriority="99" w:defSemiHidden="0" w:defUnhideWhenUsed="0" w:defQFormat="0" w:count="376">
     <w:lsdException w:name="Normal" w:uiPriority="0" w:qFormat="1"/>
     <w:lsdException w:name="heading 1" w:uiPriority="9" w:qFormat="1"/>
     <w:lsdException w:name="heading 2" w:semiHidden="1" w:uiPriority="9" w:unhideWhenUsed="1" w:qFormat="1"/>
@@ -10779,17 +12116,22 @@
     <w:lsdException w:name="List Table 5 Dark Accent 6" w:uiPriority="50"/>
     <w:lsdException w:name="List Table 6 Colorful Accent 6" w:uiPriority="51"/>
     <w:lsdException w:name="List Table 7 Colorful Accent 6" w:uiPriority="52"/>
+    <w:lsdException w:name="Mention" w:semiHidden="1" w:unhideWhenUsed="1"/>
+    <w:lsdException w:name="Smart Hyperlink" w:semiHidden="1" w:unhideWhenUsed="1"/>
+    <w:lsdException w:name="Hashtag" w:semiHidden="1" w:unhideWhenUsed="1"/>
+    <w:lsdException w:name="Unresolved Mention" w:semiHidden="1" w:unhideWhenUsed="1"/>
+    <w:lsdException w:name="Smart Link" w:semiHidden="1" w:unhideWhenUsed="1"/>
   </w:latentStyles>
-  <w:style w:type="paragraph" w:default="1" w:styleId="a">
+  <w:style w:type="paragraph" w:default="1" w:styleId="Normal">
     <w:name w:val="Normal"/>
     <w:qFormat/>
     <w:rsid w:val="0020126E"/>
   </w:style>
-  <w:style w:type="paragraph" w:styleId="1">
+  <w:style w:type="paragraph" w:styleId="Heading1">
     <w:name w:val="heading 1"/>
-    <w:basedOn w:val="a"/>
-    <w:next w:val="a"/>
-    <w:link w:val="1Char"/>
+    <w:basedOn w:val="Normal"/>
+    <w:next w:val="Normal"/>
+    <w:link w:val="Heading1Char"/>
     <w:uiPriority w:val="9"/>
     <w:qFormat/>
     <w:rsid w:val="00CC09DE"/>
@@ -10806,11 +12148,11 @@
       <w:szCs w:val="32"/>
     </w:rPr>
   </w:style>
-  <w:style w:type="paragraph" w:styleId="2">
+  <w:style w:type="paragraph" w:styleId="Heading2">
     <w:name w:val="heading 2"/>
-    <w:basedOn w:val="a"/>
-    <w:next w:val="a"/>
-    <w:link w:val="2Char"/>
+    <w:basedOn w:val="Normal"/>
+    <w:next w:val="Normal"/>
+    <w:link w:val="Heading2Char"/>
     <w:uiPriority w:val="9"/>
     <w:unhideWhenUsed/>
     <w:qFormat/>
@@ -10828,11 +12170,11 @@
       <w:szCs w:val="26"/>
     </w:rPr>
   </w:style>
-  <w:style w:type="paragraph" w:styleId="3">
+  <w:style w:type="paragraph" w:styleId="Heading3">
     <w:name w:val="heading 3"/>
-    <w:basedOn w:val="a"/>
-    <w:next w:val="a"/>
-    <w:link w:val="3Char"/>
+    <w:basedOn w:val="Normal"/>
+    <w:next w:val="Normal"/>
+    <w:link w:val="Heading3Char"/>
     <w:uiPriority w:val="9"/>
     <w:semiHidden/>
     <w:unhideWhenUsed/>
@@ -10851,13 +12193,13 @@
       <w:szCs w:val="24"/>
     </w:rPr>
   </w:style>
-  <w:style w:type="character" w:default="1" w:styleId="a0">
+  <w:style w:type="character" w:default="1" w:styleId="DefaultParagraphFont">
     <w:name w:val="Default Paragraph Font"/>
     <w:uiPriority w:val="1"/>
     <w:semiHidden/>
     <w:unhideWhenUsed/>
   </w:style>
-  <w:style w:type="table" w:default="1" w:styleId="a1">
+  <w:style w:type="table" w:default="1" w:styleId="TableNormal">
     <w:name w:val="Normal Table"/>
     <w:uiPriority w:val="99"/>
     <w:semiHidden/>
@@ -10872,17 +12214,17 @@
       </w:tblCellMar>
     </w:tblPr>
   </w:style>
-  <w:style w:type="numbering" w:default="1" w:styleId="a2">
+  <w:style w:type="numbering" w:default="1" w:styleId="NoList">
     <w:name w:val="No List"/>
     <w:uiPriority w:val="99"/>
     <w:semiHidden/>
     <w:unhideWhenUsed/>
   </w:style>
-  <w:style w:type="paragraph" w:styleId="a3">
+  <w:style w:type="paragraph" w:styleId="Title">
     <w:name w:val="Title"/>
-    <w:basedOn w:val="a"/>
-    <w:next w:val="a"/>
-    <w:link w:val="Char"/>
+    <w:basedOn w:val="Normal"/>
+    <w:next w:val="Normal"/>
+    <w:link w:val="TitleChar"/>
     <w:uiPriority w:val="10"/>
     <w:qFormat/>
     <w:rsid w:val="00CC09DE"/>
@@ -10898,10 +12240,10 @@
       <w:szCs w:val="56"/>
     </w:rPr>
   </w:style>
-  <w:style w:type="character" w:customStyle="1" w:styleId="Char">
-    <w:name w:val="Τίτλος Char"/>
-    <w:basedOn w:val="a0"/>
-    <w:link w:val="a3"/>
+  <w:style w:type="character" w:customStyle="1" w:styleId="TitleChar">
+    <w:name w:val="Title Char"/>
+    <w:basedOn w:val="DefaultParagraphFont"/>
+    <w:link w:val="Title"/>
     <w:uiPriority w:val="10"/>
     <w:rsid w:val="00CC09DE"/>
     <w:rPr>
@@ -10912,10 +12254,10 @@
       <w:szCs w:val="56"/>
     </w:rPr>
   </w:style>
-  <w:style w:type="character" w:customStyle="1" w:styleId="1Char">
-    <w:name w:val="Επικεφαλίδα 1 Char"/>
-    <w:basedOn w:val="a0"/>
-    <w:link w:val="1"/>
+  <w:style w:type="character" w:customStyle="1" w:styleId="Heading1Char">
+    <w:name w:val="Heading 1 Char"/>
+    <w:basedOn w:val="DefaultParagraphFont"/>
+    <w:link w:val="Heading1"/>
     <w:uiPriority w:val="9"/>
     <w:rsid w:val="00CC09DE"/>
     <w:rPr>
@@ -10925,9 +12267,9 @@
       <w:szCs w:val="32"/>
     </w:rPr>
   </w:style>
-  <w:style w:type="paragraph" w:styleId="a4">
+  <w:style w:type="paragraph" w:styleId="ListParagraph">
     <w:name w:val="List Paragraph"/>
-    <w:basedOn w:val="a"/>
+    <w:basedOn w:val="Normal"/>
     <w:uiPriority w:val="34"/>
     <w:qFormat/>
     <w:rsid w:val="00D53D42"/>
@@ -10936,10 +12278,10 @@
       <w:contextualSpacing/>
     </w:pPr>
   </w:style>
-  <w:style w:type="character" w:customStyle="1" w:styleId="3Char">
-    <w:name w:val="Επικεφαλίδα 3 Char"/>
-    <w:basedOn w:val="a0"/>
-    <w:link w:val="3"/>
+  <w:style w:type="character" w:customStyle="1" w:styleId="Heading3Char">
+    <w:name w:val="Heading 3 Char"/>
+    <w:basedOn w:val="DefaultParagraphFont"/>
+    <w:link w:val="Heading3"/>
     <w:uiPriority w:val="9"/>
     <w:semiHidden/>
     <w:rsid w:val="00F27068"/>
@@ -10950,10 +12292,10 @@
       <w:szCs w:val="24"/>
     </w:rPr>
   </w:style>
-  <w:style w:type="character" w:customStyle="1" w:styleId="2Char">
-    <w:name w:val="Επικεφαλίδα 2 Char"/>
-    <w:basedOn w:val="a0"/>
-    <w:link w:val="2"/>
+  <w:style w:type="character" w:customStyle="1" w:styleId="Heading2Char">
+    <w:name w:val="Heading 2 Char"/>
+    <w:basedOn w:val="DefaultParagraphFont"/>
+    <w:link w:val="Heading2"/>
     <w:uiPriority w:val="9"/>
     <w:rsid w:val="00190C6D"/>
     <w:rPr>
@@ -10963,9 +12305,9 @@
       <w:szCs w:val="26"/>
     </w:rPr>
   </w:style>
-  <w:style w:type="paragraph" w:styleId="Web">
+  <w:style w:type="paragraph" w:styleId="NormalWeb">
     <w:name w:val="Normal (Web)"/>
-    <w:basedOn w:val="a"/>
+    <w:basedOn w:val="Normal"/>
     <w:uiPriority w:val="99"/>
     <w:semiHidden/>
     <w:unhideWhenUsed/>
@@ -10979,6 +12321,16 @@
       <w:szCs w:val="24"/>
       <w:lang w:eastAsia="el-GR"/>
     </w:rPr>
+  </w:style>
+  <w:style w:type="numbering" w:customStyle="1" w:styleId="CurrentList1">
+    <w:name w:val="Current List1"/>
+    <w:uiPriority w:val="99"/>
+    <w:rsid w:val="002E27C2"/>
+    <w:pPr>
+      <w:numPr>
+        <w:numId w:val="34"/>
+      </w:numPr>
+    </w:pPr>
   </w:style>
 </w:styles>
 </file>
